--- a/Test cases.docx
+++ b/Test cases.docx
@@ -1473,27 +1473,7 @@
                 <w:szCs w:val="18"/>
                 <w:lang w:val="ru-RU" w:eastAsia="en-AU"/>
               </w:rPr>
-              <w:t xml:space="preserve">Результат: «ПМАРМНОИИГРЕРО </w:t>
-            </w:r>
-            <w:proofErr w:type="gramStart"/>
-            <w:r>
-              <w:rPr>
-                <w:rFonts w:ascii="Microsoft YaHei" w:eastAsia="Microsoft YaHei" w:hAnsi="Microsoft YaHei" w:cs="Arial"/>
-                <w:sz w:val="18"/>
-                <w:szCs w:val="18"/>
-                <w:lang w:val="ru-RU" w:eastAsia="en-AU"/>
-              </w:rPr>
-              <w:t>АВ »</w:t>
-            </w:r>
-            <w:proofErr w:type="gramEnd"/>
-            <w:r>
-              <w:rPr>
-                <w:rFonts w:ascii="Microsoft YaHei" w:eastAsia="Microsoft YaHei" w:hAnsi="Microsoft YaHei" w:cs="Arial"/>
-                <w:sz w:val="18"/>
-                <w:szCs w:val="18"/>
-                <w:lang w:val="ru-RU" w:eastAsia="en-AU"/>
-              </w:rPr>
-              <w:t xml:space="preserve"> (18 символов, 2 пробела-заполнителя в конце). </w:t>
+              <w:t xml:space="preserve">Результат: «ПМАРМНОИИГРЕРО АВ » (18 символов, 2 пробела-заполнителя в конце). </w:t>
             </w:r>
             <w:proofErr w:type="spellStart"/>
             <w:r>
@@ -1638,6 +1618,107 @@
                 <w:lang w:val="en-AU" w:eastAsia="en-AU"/>
               </w:rPr>
             </w:pPr>
+            <w:r>
+              <w:rPr>
+                <w:rFonts w:ascii="Microsoft YaHei" w:eastAsia="Microsoft YaHei" w:hAnsi="Microsoft YaHei" w:cs="Arial"/>
+                <w:sz w:val="18"/>
+                <w:szCs w:val="18"/>
+                <w:lang w:val="ru-RU" w:eastAsia="en-AU"/>
+              </w:rPr>
+              <w:t xml:space="preserve">Результат: «ПМАРМНОИИГРЕРО АВ » (18 символов, 2 пробела-заполнителя в конце). </w:t>
+            </w:r>
+            <w:proofErr w:type="spellStart"/>
+            <w:r>
+              <w:rPr>
+                <w:rFonts w:ascii="Microsoft YaHei" w:eastAsia="Microsoft YaHei" w:hAnsi="Microsoft YaHei" w:cs="Arial"/>
+                <w:sz w:val="18"/>
+                <w:szCs w:val="18"/>
+                <w:lang w:val="en-AU" w:eastAsia="en-AU"/>
+              </w:rPr>
+              <w:t>Ошибок</w:t>
+            </w:r>
+            <w:proofErr w:type="spellEnd"/>
+            <w:r>
+              <w:rPr>
+                <w:rFonts w:ascii="Microsoft YaHei" w:eastAsia="Microsoft YaHei" w:hAnsi="Microsoft YaHei" w:cs="Arial"/>
+                <w:sz w:val="18"/>
+                <w:szCs w:val="18"/>
+                <w:lang w:val="en-AU" w:eastAsia="en-AU"/>
+              </w:rPr>
+              <w:t xml:space="preserve"> </w:t>
+            </w:r>
+            <w:proofErr w:type="spellStart"/>
+            <w:r>
+              <w:rPr>
+                <w:rFonts w:ascii="Microsoft YaHei" w:eastAsia="Microsoft YaHei" w:hAnsi="Microsoft YaHei" w:cs="Arial"/>
+                <w:sz w:val="18"/>
+                <w:szCs w:val="18"/>
+                <w:lang w:val="en-AU" w:eastAsia="en-AU"/>
+              </w:rPr>
+              <w:t>не</w:t>
+            </w:r>
+            <w:proofErr w:type="spellEnd"/>
+            <w:r>
+              <w:rPr>
+                <w:rFonts w:ascii="Microsoft YaHei" w:eastAsia="Microsoft YaHei" w:hAnsi="Microsoft YaHei" w:cs="Arial"/>
+                <w:sz w:val="18"/>
+                <w:szCs w:val="18"/>
+                <w:lang w:val="en-AU" w:eastAsia="en-AU"/>
+              </w:rPr>
+              <w:t xml:space="preserve"> </w:t>
+            </w:r>
+            <w:proofErr w:type="spellStart"/>
+            <w:r>
+              <w:rPr>
+                <w:rFonts w:ascii="Microsoft YaHei" w:eastAsia="Microsoft YaHei" w:hAnsi="Microsoft YaHei" w:cs="Arial"/>
+                <w:sz w:val="18"/>
+                <w:szCs w:val="18"/>
+                <w:lang w:val="en-AU" w:eastAsia="en-AU"/>
+              </w:rPr>
+              <w:t>возникает</w:t>
+            </w:r>
+            <w:proofErr w:type="spellEnd"/>
+            <w:r>
+              <w:rPr>
+                <w:rFonts w:ascii="Microsoft YaHei" w:eastAsia="Microsoft YaHei" w:hAnsi="Microsoft YaHei" w:cs="Arial"/>
+                <w:sz w:val="18"/>
+                <w:szCs w:val="18"/>
+                <w:lang w:val="en-AU" w:eastAsia="en-AU"/>
+              </w:rPr>
+              <w:t>.</w:t>
+            </w:r>
+            <w:r>
+              <w:rPr>
+                <w:rFonts w:ascii="Microsoft YaHei" w:eastAsia="Microsoft YaHei" w:hAnsi="Microsoft YaHei" w:cs="Arial"/>
+                <w:sz w:val="18"/>
+                <w:szCs w:val="18"/>
+                <w:lang w:val="en-AU" w:eastAsia="en-AU"/>
+              </w:rPr>
+              <w:pict w14:anchorId="5C78C415">
+                <v:shapetype id="_x0000_t75" coordsize="21600,21600" o:spt="75" o:preferrelative="t" path="m@4@5l@4@11@9@11@9@5xe" filled="f" stroked="f">
+                  <v:stroke joinstyle="miter"/>
+                  <v:formulas>
+                    <v:f eqn="if lineDrawn pixelLineWidth 0"/>
+                    <v:f eqn="sum @0 1 0"/>
+                    <v:f eqn="sum 0 0 @1"/>
+                    <v:f eqn="prod @2 1 2"/>
+                    <v:f eqn="prod @3 21600 pixelWidth"/>
+                    <v:f eqn="prod @3 21600 pixelHeight"/>
+                    <v:f eqn="sum @0 0 1"/>
+                    <v:f eqn="prod @6 1 2"/>
+                    <v:f eqn="prod @7 21600 pixelWidth"/>
+                    <v:f eqn="sum @8 21600 0"/>
+                    <v:f eqn="prod @7 21600 pixelHeight"/>
+                    <v:f eqn="sum @10 21600 0"/>
+                  </v:formulas>
+                  <v:path o:extrusionok="f" gradientshapeok="t" o:connecttype="rect"/>
+                  <o:lock v:ext="edit" aspectratio="t"/>
+                </v:shapetype>
+                <v:shape id="_x0000_i1065" type="#_x0000_t75" style="width:345.5pt;height:262.2pt">
+                  <v:imagedata r:id="rId7" o:title=""/>
+                </v:shape>
+              </w:pict>
+            </w:r>
           </w:p>
         </w:tc>
       </w:tr>
@@ -1709,6 +1790,15 @@
                 <w:lang w:val="en-AU" w:eastAsia="en-AU"/>
               </w:rPr>
             </w:pPr>
+            <w:r>
+              <w:rPr>
+                <w:rFonts w:ascii="Microsoft YaHei" w:eastAsia="Microsoft YaHei" w:hAnsi="Microsoft YaHei" w:cs="Arial"/>
+                <w:sz w:val="18"/>
+                <w:szCs w:val="18"/>
+                <w:lang w:eastAsia="en-AU"/>
+              </w:rPr>
+              <w:t>Passed</w:t>
+            </w:r>
           </w:p>
         </w:tc>
       </w:tr>
@@ -2577,27 +2667,7 @@
                 <w:szCs w:val="18"/>
                 <w:lang w:val="ru-RU" w:eastAsia="en-AU"/>
               </w:rPr>
-              <w:t xml:space="preserve"> «ПМАРМНОИИГРЕРО </w:t>
-            </w:r>
-            <w:proofErr w:type="gramStart"/>
-            <w:r>
-              <w:rPr>
-                <w:rFonts w:ascii="Microsoft YaHei" w:eastAsia="Microsoft YaHei" w:hAnsi="Microsoft YaHei" w:cs="Arial"/>
-                <w:sz w:val="18"/>
-                <w:szCs w:val="18"/>
-                <w:lang w:val="ru-RU" w:eastAsia="en-AU"/>
-              </w:rPr>
-              <w:t>АВ »</w:t>
-            </w:r>
-            <w:proofErr w:type="gramEnd"/>
-            <w:r>
-              <w:rPr>
-                <w:rFonts w:ascii="Microsoft YaHei" w:eastAsia="Microsoft YaHei" w:hAnsi="Microsoft YaHei" w:cs="Arial"/>
-                <w:sz w:val="18"/>
-                <w:szCs w:val="18"/>
-                <w:lang w:val="ru-RU" w:eastAsia="en-AU"/>
-              </w:rPr>
-              <w:t xml:space="preserve"> в поле ввода.</w:t>
+              <w:t xml:space="preserve"> «ПМАРМНОИИГРЕРО АВ » в поле ввода.</w:t>
             </w:r>
             <w:r>
               <w:rPr>
@@ -2907,27 +2977,7 @@
                 <w:szCs w:val="18"/>
                 <w:lang w:val="ru-RU" w:eastAsia="en-AU"/>
               </w:rPr>
-              <w:t>Результат: «</w:t>
-            </w:r>
-            <w:proofErr w:type="gramStart"/>
-            <w:r>
-              <w:rPr>
-                <w:rFonts w:ascii="Microsoft YaHei" w:eastAsia="Microsoft YaHei" w:hAnsi="Microsoft YaHei" w:cs="Arial"/>
-                <w:sz w:val="18"/>
-                <w:szCs w:val="18"/>
-                <w:lang w:val="ru-RU" w:eastAsia="en-AU"/>
-              </w:rPr>
-              <w:t>ПРОГРАММИРОВАНИЕ  »</w:t>
-            </w:r>
-            <w:proofErr w:type="gramEnd"/>
-            <w:r>
-              <w:rPr>
-                <w:rFonts w:ascii="Microsoft YaHei" w:eastAsia="Microsoft YaHei" w:hAnsi="Microsoft YaHei" w:cs="Arial"/>
-                <w:sz w:val="18"/>
-                <w:szCs w:val="18"/>
-                <w:lang w:val="ru-RU" w:eastAsia="en-AU"/>
-              </w:rPr>
-              <w:t xml:space="preserve"> (исходный текст с пробелами-заполнителями). </w:t>
+              <w:t xml:space="preserve">Результат: «ПРОГРАММИРОВАНИЕ  » (исходный текст с пробелами-заполнителями). </w:t>
             </w:r>
             <w:proofErr w:type="spellStart"/>
             <w:r>
@@ -3072,6 +3122,88 @@
                 <w:lang w:val="en-AU" w:eastAsia="en-AU"/>
               </w:rPr>
             </w:pPr>
+            <w:r>
+              <w:rPr>
+                <w:rFonts w:ascii="Microsoft YaHei" w:eastAsia="Microsoft YaHei" w:hAnsi="Microsoft YaHei" w:cs="Arial"/>
+                <w:sz w:val="18"/>
+                <w:szCs w:val="18"/>
+                <w:lang w:val="ru-RU" w:eastAsia="en-AU"/>
+              </w:rPr>
+              <w:t xml:space="preserve">Результат: «ПРОГРАММИРОВАНИЕ  » (исходный текст с пробелами-заполнителями). </w:t>
+            </w:r>
+            <w:proofErr w:type="spellStart"/>
+            <w:r>
+              <w:rPr>
+                <w:rFonts w:ascii="Microsoft YaHei" w:eastAsia="Microsoft YaHei" w:hAnsi="Microsoft YaHei" w:cs="Arial"/>
+                <w:sz w:val="18"/>
+                <w:szCs w:val="18"/>
+                <w:lang w:val="en-AU" w:eastAsia="en-AU"/>
+              </w:rPr>
+              <w:t>Ошибок</w:t>
+            </w:r>
+            <w:proofErr w:type="spellEnd"/>
+            <w:r>
+              <w:rPr>
+                <w:rFonts w:ascii="Microsoft YaHei" w:eastAsia="Microsoft YaHei" w:hAnsi="Microsoft YaHei" w:cs="Arial"/>
+                <w:sz w:val="18"/>
+                <w:szCs w:val="18"/>
+                <w:lang w:val="en-AU" w:eastAsia="en-AU"/>
+              </w:rPr>
+              <w:t xml:space="preserve"> </w:t>
+            </w:r>
+            <w:proofErr w:type="spellStart"/>
+            <w:r>
+              <w:rPr>
+                <w:rFonts w:ascii="Microsoft YaHei" w:eastAsia="Microsoft YaHei" w:hAnsi="Microsoft YaHei" w:cs="Arial"/>
+                <w:sz w:val="18"/>
+                <w:szCs w:val="18"/>
+                <w:lang w:val="en-AU" w:eastAsia="en-AU"/>
+              </w:rPr>
+              <w:t>не</w:t>
+            </w:r>
+            <w:proofErr w:type="spellEnd"/>
+            <w:r>
+              <w:rPr>
+                <w:rFonts w:ascii="Microsoft YaHei" w:eastAsia="Microsoft YaHei" w:hAnsi="Microsoft YaHei" w:cs="Arial"/>
+                <w:sz w:val="18"/>
+                <w:szCs w:val="18"/>
+                <w:lang w:val="en-AU" w:eastAsia="en-AU"/>
+              </w:rPr>
+              <w:t xml:space="preserve"> </w:t>
+            </w:r>
+            <w:proofErr w:type="spellStart"/>
+            <w:r>
+              <w:rPr>
+                <w:rFonts w:ascii="Microsoft YaHei" w:eastAsia="Microsoft YaHei" w:hAnsi="Microsoft YaHei" w:cs="Arial"/>
+                <w:sz w:val="18"/>
+                <w:szCs w:val="18"/>
+                <w:lang w:val="en-AU" w:eastAsia="en-AU"/>
+              </w:rPr>
+              <w:t>возникает</w:t>
+            </w:r>
+            <w:proofErr w:type="spellEnd"/>
+            <w:r>
+              <w:rPr>
+                <w:rFonts w:ascii="Microsoft YaHei" w:eastAsia="Microsoft YaHei" w:hAnsi="Microsoft YaHei" w:cs="Arial"/>
+                <w:sz w:val="18"/>
+                <w:szCs w:val="18"/>
+                <w:lang w:val="en-AU" w:eastAsia="en-AU"/>
+              </w:rPr>
+              <w:t>.</w:t>
+            </w:r>
+            <w:r>
+              <w:rPr>
+                <w:rFonts w:ascii="Microsoft YaHei" w:eastAsia="Microsoft YaHei" w:hAnsi="Microsoft YaHei" w:cs="Arial"/>
+                <w:sz w:val="18"/>
+                <w:szCs w:val="18"/>
+                <w:lang w:val="en-AU" w:eastAsia="en-AU"/>
+              </w:rPr>
+              <w:pict w14:anchorId="5C10C1EB">
+                <v:shape id="_x0000_i1064" type="#_x0000_t75" style="width:345.5pt;height:265.45pt">
+                  <v:imagedata r:id="rId8" o:title=""/>
+                </v:shape>
+              </w:pict>
+            </w:r>
           </w:p>
         </w:tc>
       </w:tr>
@@ -3143,6 +3275,15 @@
                 <w:lang w:val="en-AU" w:eastAsia="en-AU"/>
               </w:rPr>
             </w:pPr>
+            <w:r>
+              <w:rPr>
+                <w:rFonts w:ascii="Microsoft YaHei" w:eastAsia="Microsoft YaHei" w:hAnsi="Microsoft YaHei" w:cs="Arial"/>
+                <w:sz w:val="18"/>
+                <w:szCs w:val="18"/>
+                <w:lang w:eastAsia="en-AU"/>
+              </w:rPr>
+              <w:t>Passed</w:t>
+            </w:r>
           </w:p>
         </w:tc>
       </w:tr>
@@ -4269,47 +4410,16 @@
                 <w:szCs w:val="18"/>
                 <w:lang w:val="ru-RU" w:eastAsia="en-AU"/>
               </w:rPr>
-              <w:t>После расшифровки получается «</w:t>
-            </w:r>
-            <w:proofErr w:type="gramStart"/>
-            <w:r>
-              <w:rPr>
-                <w:rFonts w:ascii="Microsoft YaHei" w:eastAsia="Microsoft YaHei" w:hAnsi="Microsoft YaHei" w:cs="Arial"/>
-                <w:sz w:val="18"/>
-                <w:szCs w:val="18"/>
-                <w:lang w:val="ru-RU" w:eastAsia="en-AU"/>
-              </w:rPr>
-              <w:t>ТЕСТ  »</w:t>
-            </w:r>
-            <w:proofErr w:type="gramEnd"/>
-            <w:r>
-              <w:rPr>
-                <w:rFonts w:ascii="Microsoft YaHei" w:eastAsia="Microsoft YaHei" w:hAnsi="Microsoft YaHei" w:cs="Arial"/>
-                <w:sz w:val="18"/>
-                <w:szCs w:val="18"/>
-                <w:lang w:val="ru-RU" w:eastAsia="en-AU"/>
-              </w:rPr>
-              <w:t xml:space="preserve"> (исходный текст с дополняющими пробелами). </w:t>
-            </w:r>
-            <w:proofErr w:type="gramStart"/>
-            <w:r>
-              <w:rPr>
-                <w:rFonts w:ascii="Microsoft YaHei" w:eastAsia="Microsoft YaHei" w:hAnsi="Microsoft YaHei" w:cs="Arial"/>
-                <w:sz w:val="18"/>
-                <w:szCs w:val="18"/>
-                <w:lang w:val="en-AU" w:eastAsia="en-AU"/>
-              </w:rPr>
-              <w:t>Trim(</w:t>
-            </w:r>
-            <w:proofErr w:type="gramEnd"/>
-            <w:r>
-              <w:rPr>
-                <w:rFonts w:ascii="Microsoft YaHei" w:eastAsia="Microsoft YaHei" w:hAnsi="Microsoft YaHei" w:cs="Arial"/>
-                <w:sz w:val="18"/>
-                <w:szCs w:val="18"/>
-                <w:lang w:val="en-AU" w:eastAsia="en-AU"/>
-              </w:rPr>
-              <w:t xml:space="preserve">) </w:t>
+              <w:t xml:space="preserve">После расшифровки получается «ТЕСТ  » (исходный текст с дополняющими пробелами). </w:t>
+            </w:r>
+            <w:r>
+              <w:rPr>
+                <w:rFonts w:ascii="Microsoft YaHei" w:eastAsia="Microsoft YaHei" w:hAnsi="Microsoft YaHei" w:cs="Arial"/>
+                <w:sz w:val="18"/>
+                <w:szCs w:val="18"/>
+                <w:lang w:val="en-AU" w:eastAsia="en-AU"/>
+              </w:rPr>
+              <w:t xml:space="preserve">Trim() </w:t>
             </w:r>
             <w:proofErr w:type="spellStart"/>
             <w:r>
@@ -4414,6 +4524,70 @@
                 <w:lang w:val="en-AU" w:eastAsia="en-AU"/>
               </w:rPr>
             </w:pPr>
+            <w:r>
+              <w:rPr>
+                <w:rFonts w:ascii="Microsoft YaHei" w:eastAsia="Microsoft YaHei" w:hAnsi="Microsoft YaHei" w:cs="Arial"/>
+                <w:sz w:val="18"/>
+                <w:szCs w:val="18"/>
+                <w:lang w:val="ru-RU" w:eastAsia="en-AU"/>
+              </w:rPr>
+              <w:t xml:space="preserve">После расшифровки получается «ТЕСТ  » (исходный текст с дополняющими пробелами). </w:t>
+            </w:r>
+            <w:r>
+              <w:rPr>
+                <w:rFonts w:ascii="Microsoft YaHei" w:eastAsia="Microsoft YaHei" w:hAnsi="Microsoft YaHei" w:cs="Arial"/>
+                <w:sz w:val="18"/>
+                <w:szCs w:val="18"/>
+                <w:lang w:val="en-AU" w:eastAsia="en-AU"/>
+              </w:rPr>
+              <w:t xml:space="preserve">Trim() </w:t>
+            </w:r>
+            <w:proofErr w:type="spellStart"/>
+            <w:r>
+              <w:rPr>
+                <w:rFonts w:ascii="Microsoft YaHei" w:eastAsia="Microsoft YaHei" w:hAnsi="Microsoft YaHei" w:cs="Arial"/>
+                <w:sz w:val="18"/>
+                <w:szCs w:val="18"/>
+                <w:lang w:val="en-AU" w:eastAsia="en-AU"/>
+              </w:rPr>
+              <w:t>возвращает</w:t>
+            </w:r>
+            <w:proofErr w:type="spellEnd"/>
+            <w:r>
+              <w:rPr>
+                <w:rFonts w:ascii="Microsoft YaHei" w:eastAsia="Microsoft YaHei" w:hAnsi="Microsoft YaHei" w:cs="Arial"/>
+                <w:sz w:val="18"/>
+                <w:szCs w:val="18"/>
+                <w:lang w:val="en-AU" w:eastAsia="en-AU"/>
+              </w:rPr>
+              <w:t xml:space="preserve"> «ТЕСТ».</w:t>
+            </w:r>
+            <w:r>
+              <w:rPr>
+                <w:rFonts w:ascii="Microsoft YaHei" w:eastAsia="Microsoft YaHei" w:hAnsi="Microsoft YaHei" w:cs="Arial"/>
+                <w:sz w:val="18"/>
+                <w:szCs w:val="18"/>
+                <w:lang w:val="en-AU" w:eastAsia="en-AU"/>
+              </w:rPr>
+              <w:pict w14:anchorId="7F0206BD">
+                <v:shape id="_x0000_i1063" type="#_x0000_t75" style="width:344.95pt;height:76.3pt">
+                  <v:imagedata r:id="rId9" o:title=""/>
+                </v:shape>
+              </w:pict>
+            </w:r>
+            <w:r>
+              <w:rPr>
+                <w:rFonts w:ascii="Microsoft YaHei" w:eastAsia="Microsoft YaHei" w:hAnsi="Microsoft YaHei" w:cs="Arial"/>
+                <w:sz w:val="18"/>
+                <w:szCs w:val="18"/>
+                <w:lang w:val="en-AU" w:eastAsia="en-AU"/>
+              </w:rPr>
+              <w:pict w14:anchorId="251A7D7F">
+                <v:shape id="_x0000_i1059" type="#_x0000_t75" style="width:344.95pt;height:89.2pt">
+                  <v:imagedata r:id="rId10" o:title=""/>
+                </v:shape>
+              </w:pict>
+            </w:r>
           </w:p>
         </w:tc>
       </w:tr>
@@ -4485,6 +4659,15 @@
                 <w:lang w:val="en-AU" w:eastAsia="en-AU"/>
               </w:rPr>
             </w:pPr>
+            <w:r>
+              <w:rPr>
+                <w:rFonts w:ascii="Microsoft YaHei" w:eastAsia="Microsoft YaHei" w:hAnsi="Microsoft YaHei" w:cs="Arial"/>
+                <w:sz w:val="18"/>
+                <w:szCs w:val="18"/>
+                <w:lang w:eastAsia="en-AU"/>
+              </w:rPr>
+              <w:t>Passed</w:t>
+            </w:r>
           </w:p>
         </w:tc>
       </w:tr>
@@ -5586,27 +5769,7 @@
                 <w:szCs w:val="18"/>
                 <w:lang w:val="ru-RU" w:eastAsia="en-AU"/>
               </w:rPr>
-              <w:t>Матрица: [А _ / Б _] → чтение по столбцам: «</w:t>
-            </w:r>
-            <w:proofErr w:type="gramStart"/>
-            <w:r>
-              <w:rPr>
-                <w:rFonts w:ascii="Microsoft YaHei" w:eastAsia="Microsoft YaHei" w:hAnsi="Microsoft YaHei" w:cs="Arial"/>
-                <w:sz w:val="18"/>
-                <w:szCs w:val="18"/>
-                <w:lang w:val="ru-RU" w:eastAsia="en-AU"/>
-              </w:rPr>
-              <w:t>АБ  »</w:t>
-            </w:r>
-            <w:proofErr w:type="gramEnd"/>
-            <w:r>
-              <w:rPr>
-                <w:rFonts w:ascii="Microsoft YaHei" w:eastAsia="Microsoft YaHei" w:hAnsi="Microsoft YaHei" w:cs="Arial"/>
-                <w:sz w:val="18"/>
-                <w:szCs w:val="18"/>
-                <w:lang w:val="ru-RU" w:eastAsia="en-AU"/>
-              </w:rPr>
-              <w:t>. Результат из 4 символов. Ошибок нет.</w:t>
+              <w:t>Матрица: [А _ / Б _] → чтение по столбцам: «АБ  ». Результат из 4 символов. Ошибок нет.</w:t>
             </w:r>
           </w:p>
         </w:tc>
@@ -5688,9 +5851,31 @@
                 <w:rFonts w:ascii="Microsoft YaHei" w:eastAsia="Microsoft YaHei" w:hAnsi="Microsoft YaHei" w:cs="Arial"/>
                 <w:sz w:val="18"/>
                 <w:szCs w:val="18"/>
-                <w:lang w:val="en-AU" w:eastAsia="en-AU"/>
-              </w:rPr>
-            </w:pPr>
+                <w:lang w:val="ru-RU" w:eastAsia="en-AU"/>
+              </w:rPr>
+            </w:pPr>
+            <w:r>
+              <w:rPr>
+                <w:rFonts w:ascii="Microsoft YaHei" w:eastAsia="Microsoft YaHei" w:hAnsi="Microsoft YaHei" w:cs="Arial"/>
+                <w:sz w:val="18"/>
+                <w:szCs w:val="18"/>
+                <w:lang w:val="ru-RU" w:eastAsia="en-AU"/>
+              </w:rPr>
+              <w:t>Матрица: [А _ / Б _] → чтение по столбцам: «АБ  ». Результат из 4 символов. Ошибок нет.</w:t>
+            </w:r>
+            <w:r>
+              <w:rPr>
+                <w:rFonts w:ascii="Microsoft YaHei" w:eastAsia="Microsoft YaHei" w:hAnsi="Microsoft YaHei" w:cs="Arial"/>
+                <w:sz w:val="18"/>
+                <w:szCs w:val="18"/>
+                <w:lang w:val="ru-RU" w:eastAsia="en-AU"/>
+              </w:rPr>
+              <w:pict w14:anchorId="4544BB43">
+                <v:shape id="_x0000_i1057" type="#_x0000_t75" style="width:344.95pt;height:263.8pt">
+                  <v:imagedata r:id="rId11" o:title=""/>
+                </v:shape>
+              </w:pict>
+            </w:r>
           </w:p>
         </w:tc>
       </w:tr>
@@ -5762,6 +5947,15 @@
                 <w:lang w:val="en-AU" w:eastAsia="en-AU"/>
               </w:rPr>
             </w:pPr>
+            <w:r>
+              <w:rPr>
+                <w:rFonts w:ascii="Microsoft YaHei" w:eastAsia="Microsoft YaHei" w:hAnsi="Microsoft YaHei" w:cs="Arial"/>
+                <w:sz w:val="18"/>
+                <w:szCs w:val="18"/>
+                <w:lang w:eastAsia="en-AU"/>
+              </w:rPr>
+              <w:t>Passed</w:t>
+            </w:r>
           </w:p>
         </w:tc>
       </w:tr>
@@ -6967,9 +7161,31 @@
                 <w:rFonts w:ascii="Microsoft YaHei" w:eastAsia="Microsoft YaHei" w:hAnsi="Microsoft YaHei" w:cs="Arial"/>
                 <w:sz w:val="18"/>
                 <w:szCs w:val="18"/>
-                <w:lang w:val="en-AU" w:eastAsia="en-AU"/>
-              </w:rPr>
-            </w:pPr>
+                <w:lang w:val="ru-RU" w:eastAsia="en-AU"/>
+              </w:rPr>
+            </w:pPr>
+            <w:r>
+              <w:rPr>
+                <w:rFonts w:ascii="Microsoft YaHei" w:eastAsia="Microsoft YaHei" w:hAnsi="Microsoft YaHei" w:cs="Arial"/>
+                <w:sz w:val="18"/>
+                <w:szCs w:val="18"/>
+                <w:lang w:val="ru-RU" w:eastAsia="en-AU"/>
+              </w:rPr>
+              <w:t>Результат: «ПРИВЕТ» — текст не изменяется, так как при одной строке порядок столбцов совпадает с исходным.</w:t>
+            </w:r>
+            <w:r>
+              <w:rPr>
+                <w:rFonts w:ascii="Microsoft YaHei" w:eastAsia="Microsoft YaHei" w:hAnsi="Microsoft YaHei" w:cs="Arial"/>
+                <w:sz w:val="18"/>
+                <w:szCs w:val="18"/>
+                <w:lang w:val="ru-RU" w:eastAsia="en-AU"/>
+              </w:rPr>
+              <w:pict w14:anchorId="2257DE2B">
+                <v:shape id="_x0000_i1054" type="#_x0000_t75" style="width:344.95pt;height:260.6pt">
+                  <v:imagedata r:id="rId12" o:title=""/>
+                </v:shape>
+              </w:pict>
+            </w:r>
           </w:p>
         </w:tc>
       </w:tr>
@@ -7041,6 +7257,15 @@
                 <w:lang w:val="en-AU" w:eastAsia="en-AU"/>
               </w:rPr>
             </w:pPr>
+            <w:r>
+              <w:rPr>
+                <w:rFonts w:ascii="Microsoft YaHei" w:eastAsia="Microsoft YaHei" w:hAnsi="Microsoft YaHei" w:cs="Arial"/>
+                <w:sz w:val="18"/>
+                <w:szCs w:val="18"/>
+                <w:lang w:eastAsia="en-AU"/>
+              </w:rPr>
+              <w:t>Passed</w:t>
+            </w:r>
           </w:p>
         </w:tc>
       </w:tr>
@@ -8246,9 +8471,31 @@
                 <w:rFonts w:ascii="Microsoft YaHei" w:eastAsia="Microsoft YaHei" w:hAnsi="Microsoft YaHei" w:cs="Arial"/>
                 <w:sz w:val="18"/>
                 <w:szCs w:val="18"/>
-                <w:lang w:val="en-AU" w:eastAsia="en-AU"/>
-              </w:rPr>
-            </w:pPr>
+                <w:lang w:val="ru-RU" w:eastAsia="en-AU"/>
+              </w:rPr>
+            </w:pPr>
+            <w:r>
+              <w:rPr>
+                <w:rFonts w:ascii="Microsoft YaHei" w:eastAsia="Microsoft YaHei" w:hAnsi="Microsoft YaHei" w:cs="Arial"/>
+                <w:sz w:val="18"/>
+                <w:szCs w:val="18"/>
+                <w:lang w:val="ru-RU" w:eastAsia="en-AU"/>
+              </w:rPr>
+              <w:t>Результат: «ПРИВЕТ» — текст не изменяется, так как один столбец = исходный порядок символов.</w:t>
+            </w:r>
+            <w:r>
+              <w:rPr>
+                <w:rFonts w:ascii="Microsoft YaHei" w:eastAsia="Microsoft YaHei" w:hAnsi="Microsoft YaHei" w:cs="Arial"/>
+                <w:sz w:val="18"/>
+                <w:szCs w:val="18"/>
+                <w:lang w:val="ru-RU" w:eastAsia="en-AU"/>
+              </w:rPr>
+              <w:pict w14:anchorId="523AFEC1">
+                <v:shape id="_x0000_i1053" type="#_x0000_t75" style="width:344.95pt;height:260.6pt">
+                  <v:imagedata r:id="rId13" o:title=""/>
+                </v:shape>
+              </w:pict>
+            </w:r>
           </w:p>
         </w:tc>
       </w:tr>
@@ -8320,6 +8567,15 @@
                 <w:lang w:val="en-AU" w:eastAsia="en-AU"/>
               </w:rPr>
             </w:pPr>
+            <w:r>
+              <w:rPr>
+                <w:rFonts w:ascii="Microsoft YaHei" w:eastAsia="Microsoft YaHei" w:hAnsi="Microsoft YaHei" w:cs="Arial"/>
+                <w:sz w:val="18"/>
+                <w:szCs w:val="18"/>
+                <w:lang w:eastAsia="en-AU"/>
+              </w:rPr>
+              <w:t>Passed</w:t>
+            </w:r>
           </w:p>
         </w:tc>
       </w:tr>
@@ -9021,27 +9277,7 @@
                 <w:szCs w:val="18"/>
                 <w:lang w:val="ru-RU" w:eastAsia="en-AU"/>
               </w:rPr>
-              <w:t xml:space="preserve">Проверить, </w:t>
-            </w:r>
-            <w:proofErr w:type="gramStart"/>
-            <w:r>
-              <w:rPr>
-                <w:rFonts w:ascii="Microsoft YaHei" w:eastAsia="Microsoft YaHei" w:hAnsi="Microsoft YaHei" w:cs="Arial"/>
-                <w:sz w:val="18"/>
-                <w:szCs w:val="18"/>
-                <w:lang w:val="ru-RU" w:eastAsia="en-AU"/>
-              </w:rPr>
-              <w:t>что</w:t>
-            </w:r>
-            <w:proofErr w:type="gramEnd"/>
-            <w:r>
-              <w:rPr>
-                <w:rFonts w:ascii="Microsoft YaHei" w:eastAsia="Microsoft YaHei" w:hAnsi="Microsoft YaHei" w:cs="Arial"/>
-                <w:sz w:val="18"/>
-                <w:szCs w:val="18"/>
-                <w:lang w:val="ru-RU" w:eastAsia="en-AU"/>
-              </w:rPr>
-              <w:t xml:space="preserve"> если длина текста меньше </w:t>
+              <w:t xml:space="preserve">Проверить, что если длина текста меньше </w:t>
             </w:r>
             <w:r>
               <w:rPr>
@@ -9516,9 +9752,31 @@
                 <w:rFonts w:ascii="Microsoft YaHei" w:eastAsia="Microsoft YaHei" w:hAnsi="Microsoft YaHei" w:cs="Arial"/>
                 <w:sz w:val="18"/>
                 <w:szCs w:val="18"/>
-                <w:lang w:val="en-AU" w:eastAsia="en-AU"/>
-              </w:rPr>
-            </w:pPr>
+                <w:lang w:val="ru-RU" w:eastAsia="en-AU"/>
+              </w:rPr>
+            </w:pPr>
+            <w:r>
+              <w:rPr>
+                <w:rFonts w:ascii="Microsoft YaHei" w:eastAsia="Microsoft YaHei" w:hAnsi="Microsoft YaHei" w:cs="Arial"/>
+                <w:sz w:val="18"/>
+                <w:szCs w:val="18"/>
+                <w:lang w:val="ru-RU" w:eastAsia="en-AU"/>
+              </w:rPr>
+              <w:t>Матрица: [А Б В / _ _ _] → по столбцам: «А_Б_В_». Результат содержит ровно 6 символов. Ошибки нет.</w:t>
+            </w:r>
+            <w:r>
+              <w:rPr>
+                <w:rFonts w:ascii="Microsoft YaHei" w:eastAsia="Microsoft YaHei" w:hAnsi="Microsoft YaHei" w:cs="Arial"/>
+                <w:sz w:val="18"/>
+                <w:szCs w:val="18"/>
+                <w:lang w:val="ru-RU" w:eastAsia="en-AU"/>
+              </w:rPr>
+              <w:pict w14:anchorId="780ED3DB">
+                <v:shape id="_x0000_i1052" type="#_x0000_t75" style="width:345.5pt;height:263.3pt">
+                  <v:imagedata r:id="rId14" o:title=""/>
+                </v:shape>
+              </w:pict>
+            </w:r>
           </w:p>
         </w:tc>
       </w:tr>
@@ -9590,6 +9848,15 @@
                 <w:lang w:val="en-AU" w:eastAsia="en-AU"/>
               </w:rPr>
             </w:pPr>
+            <w:r>
+              <w:rPr>
+                <w:rFonts w:ascii="Microsoft YaHei" w:eastAsia="Microsoft YaHei" w:hAnsi="Microsoft YaHei" w:cs="Arial"/>
+                <w:sz w:val="18"/>
+                <w:szCs w:val="18"/>
+                <w:lang w:eastAsia="en-AU"/>
+              </w:rPr>
+              <w:t>Passed</w:t>
+            </w:r>
           </w:p>
         </w:tc>
       </w:tr>
@@ -10954,6 +11221,108 @@
                 <w:lang w:val="en-AU" w:eastAsia="en-AU"/>
               </w:rPr>
             </w:pPr>
+            <w:r>
+              <w:rPr>
+                <w:rFonts w:ascii="Microsoft YaHei" w:eastAsia="Microsoft YaHei" w:hAnsi="Microsoft YaHei" w:cs="Arial"/>
+                <w:sz w:val="18"/>
+                <w:szCs w:val="18"/>
+                <w:lang w:val="ru-RU" w:eastAsia="en-AU"/>
+              </w:rPr>
+              <w:t xml:space="preserve">Матрица: [А Б В Г / Д Е Ж З] → по столбцам: «АДБЕВЖГЗ». </w:t>
+            </w:r>
+            <w:proofErr w:type="spellStart"/>
+            <w:r>
+              <w:rPr>
+                <w:rFonts w:ascii="Microsoft YaHei" w:eastAsia="Microsoft YaHei" w:hAnsi="Microsoft YaHei" w:cs="Arial"/>
+                <w:sz w:val="18"/>
+                <w:szCs w:val="18"/>
+                <w:lang w:val="en-AU" w:eastAsia="en-AU"/>
+              </w:rPr>
+              <w:t>Ровно</w:t>
+            </w:r>
+            <w:proofErr w:type="spellEnd"/>
+            <w:r>
+              <w:rPr>
+                <w:rFonts w:ascii="Microsoft YaHei" w:eastAsia="Microsoft YaHei" w:hAnsi="Microsoft YaHei" w:cs="Arial"/>
+                <w:sz w:val="18"/>
+                <w:szCs w:val="18"/>
+                <w:lang w:val="en-AU" w:eastAsia="en-AU"/>
+              </w:rPr>
+              <w:t xml:space="preserve"> 8 </w:t>
+            </w:r>
+            <w:proofErr w:type="spellStart"/>
+            <w:r>
+              <w:rPr>
+                <w:rFonts w:ascii="Microsoft YaHei" w:eastAsia="Microsoft YaHei" w:hAnsi="Microsoft YaHei" w:cs="Arial"/>
+                <w:sz w:val="18"/>
+                <w:szCs w:val="18"/>
+                <w:lang w:val="en-AU" w:eastAsia="en-AU"/>
+              </w:rPr>
+              <w:t>символов</w:t>
+            </w:r>
+            <w:proofErr w:type="spellEnd"/>
+            <w:r>
+              <w:rPr>
+                <w:rFonts w:ascii="Microsoft YaHei" w:eastAsia="Microsoft YaHei" w:hAnsi="Microsoft YaHei" w:cs="Arial"/>
+                <w:sz w:val="18"/>
+                <w:szCs w:val="18"/>
+                <w:lang w:val="en-AU" w:eastAsia="en-AU"/>
+              </w:rPr>
+              <w:t xml:space="preserve">, </w:t>
+            </w:r>
+            <w:proofErr w:type="spellStart"/>
+            <w:r>
+              <w:rPr>
+                <w:rFonts w:ascii="Microsoft YaHei" w:eastAsia="Microsoft YaHei" w:hAnsi="Microsoft YaHei" w:cs="Arial"/>
+                <w:sz w:val="18"/>
+                <w:szCs w:val="18"/>
+                <w:lang w:val="en-AU" w:eastAsia="en-AU"/>
+              </w:rPr>
+              <w:t>пробелов</w:t>
+            </w:r>
+            <w:proofErr w:type="spellEnd"/>
+            <w:r>
+              <w:rPr>
+                <w:rFonts w:ascii="Microsoft YaHei" w:eastAsia="Microsoft YaHei" w:hAnsi="Microsoft YaHei" w:cs="Arial"/>
+                <w:sz w:val="18"/>
+                <w:szCs w:val="18"/>
+                <w:lang w:val="en-AU" w:eastAsia="en-AU"/>
+              </w:rPr>
+              <w:t xml:space="preserve"> </w:t>
+            </w:r>
+            <w:proofErr w:type="spellStart"/>
+            <w:r>
+              <w:rPr>
+                <w:rFonts w:ascii="Microsoft YaHei" w:eastAsia="Microsoft YaHei" w:hAnsi="Microsoft YaHei" w:cs="Arial"/>
+                <w:sz w:val="18"/>
+                <w:szCs w:val="18"/>
+                <w:lang w:val="en-AU" w:eastAsia="en-AU"/>
+              </w:rPr>
+              <w:t>нет</w:t>
+            </w:r>
+            <w:proofErr w:type="spellEnd"/>
+            <w:r>
+              <w:rPr>
+                <w:rFonts w:ascii="Microsoft YaHei" w:eastAsia="Microsoft YaHei" w:hAnsi="Microsoft YaHei" w:cs="Arial"/>
+                <w:sz w:val="18"/>
+                <w:szCs w:val="18"/>
+                <w:lang w:val="en-AU" w:eastAsia="en-AU"/>
+              </w:rPr>
+              <w:t>.</w:t>
+            </w:r>
+            <w:r>
+              <w:rPr>
+                <w:rFonts w:ascii="Microsoft YaHei" w:eastAsia="Microsoft YaHei" w:hAnsi="Microsoft YaHei" w:cs="Arial"/>
+                <w:sz w:val="18"/>
+                <w:szCs w:val="18"/>
+                <w:lang w:val="en-AU" w:eastAsia="en-AU"/>
+              </w:rPr>
+              <w:pict w14:anchorId="0DEA3C6C">
+                <v:shape id="_x0000_i1051" type="#_x0000_t75" style="width:344.95pt;height:263.3pt">
+                  <v:imagedata r:id="rId15" o:title=""/>
+                </v:shape>
+              </w:pict>
+            </w:r>
           </w:p>
         </w:tc>
       </w:tr>
@@ -11025,6 +11394,15 @@
                 <w:lang w:val="en-AU" w:eastAsia="en-AU"/>
               </w:rPr>
             </w:pPr>
+            <w:r>
+              <w:rPr>
+                <w:rFonts w:ascii="Microsoft YaHei" w:eastAsia="Microsoft YaHei" w:hAnsi="Microsoft YaHei" w:cs="Arial"/>
+                <w:sz w:val="18"/>
+                <w:szCs w:val="18"/>
+                <w:lang w:eastAsia="en-AU"/>
+              </w:rPr>
+              <w:t>Passed</w:t>
+            </w:r>
           </w:p>
         </w:tc>
       </w:tr>
@@ -12348,6 +12726,175 @@
                 <w:lang w:val="en-AU" w:eastAsia="en-AU"/>
               </w:rPr>
             </w:pPr>
+            <w:r>
+              <w:rPr>
+                <w:rFonts w:ascii="Microsoft YaHei" w:eastAsia="Microsoft YaHei" w:hAnsi="Microsoft YaHei" w:cs="Arial"/>
+                <w:sz w:val="18"/>
+                <w:szCs w:val="18"/>
+                <w:lang w:val="ru-RU" w:eastAsia="en-AU"/>
+              </w:rPr>
+              <w:t xml:space="preserve">После цикла </w:t>
+            </w:r>
+            <w:r>
+              <w:rPr>
+                <w:rFonts w:ascii="Microsoft YaHei" w:eastAsia="Microsoft YaHei" w:hAnsi="Microsoft YaHei" w:cs="Arial"/>
+                <w:sz w:val="18"/>
+                <w:szCs w:val="18"/>
+                <w:lang w:val="en-AU" w:eastAsia="en-AU"/>
+              </w:rPr>
+              <w:t>encrypt</w:t>
+            </w:r>
+            <w:r>
+              <w:rPr>
+                <w:rFonts w:ascii="Microsoft YaHei" w:eastAsia="Microsoft YaHei" w:hAnsi="Microsoft YaHei" w:cs="Arial"/>
+                <w:sz w:val="18"/>
+                <w:szCs w:val="18"/>
+                <w:lang w:val="ru-RU" w:eastAsia="en-AU"/>
+              </w:rPr>
+              <w:t>→</w:t>
+            </w:r>
+            <w:r>
+              <w:rPr>
+                <w:rFonts w:ascii="Microsoft YaHei" w:eastAsia="Microsoft YaHei" w:hAnsi="Microsoft YaHei" w:cs="Arial"/>
+                <w:sz w:val="18"/>
+                <w:szCs w:val="18"/>
+                <w:lang w:val="en-AU" w:eastAsia="en-AU"/>
+              </w:rPr>
+              <w:t>decrypt</w:t>
+            </w:r>
+            <w:r>
+              <w:rPr>
+                <w:rFonts w:ascii="Microsoft YaHei" w:eastAsia="Microsoft YaHei" w:hAnsi="Microsoft YaHei" w:cs="Arial"/>
+                <w:sz w:val="18"/>
+                <w:szCs w:val="18"/>
+                <w:lang w:val="ru-RU" w:eastAsia="en-AU"/>
+              </w:rPr>
+              <w:t xml:space="preserve"> текст восстанавливается с точностью до </w:t>
+            </w:r>
+            <w:r>
+              <w:rPr>
+                <w:rFonts w:ascii="Microsoft YaHei" w:eastAsia="Microsoft YaHei" w:hAnsi="Microsoft YaHei" w:cs="Arial"/>
+                <w:sz w:val="18"/>
+                <w:szCs w:val="18"/>
+                <w:lang w:val="en-AU" w:eastAsia="en-AU"/>
+              </w:rPr>
+              <w:t>trailing</w:t>
+            </w:r>
+            <w:r>
+              <w:rPr>
+                <w:rFonts w:ascii="Microsoft YaHei" w:eastAsia="Microsoft YaHei" w:hAnsi="Microsoft YaHei" w:cs="Arial"/>
+                <w:sz w:val="18"/>
+                <w:szCs w:val="18"/>
+                <w:lang w:val="ru-RU" w:eastAsia="en-AU"/>
+              </w:rPr>
+              <w:t xml:space="preserve">-пробелов. </w:t>
+            </w:r>
+            <w:proofErr w:type="spellStart"/>
+            <w:r>
+              <w:rPr>
+                <w:rFonts w:ascii="Microsoft YaHei" w:eastAsia="Microsoft YaHei" w:hAnsi="Microsoft YaHei" w:cs="Arial"/>
+                <w:sz w:val="18"/>
+                <w:szCs w:val="18"/>
+                <w:lang w:val="en-AU" w:eastAsia="en-AU"/>
+              </w:rPr>
+              <w:t>Знаки</w:t>
+            </w:r>
+            <w:proofErr w:type="spellEnd"/>
+            <w:r>
+              <w:rPr>
+                <w:rFonts w:ascii="Microsoft YaHei" w:eastAsia="Microsoft YaHei" w:hAnsi="Microsoft YaHei" w:cs="Arial"/>
+                <w:sz w:val="18"/>
+                <w:szCs w:val="18"/>
+                <w:lang w:val="en-AU" w:eastAsia="en-AU"/>
+              </w:rPr>
+              <w:t xml:space="preserve"> </w:t>
+            </w:r>
+            <w:proofErr w:type="spellStart"/>
+            <w:r>
+              <w:rPr>
+                <w:rFonts w:ascii="Microsoft YaHei" w:eastAsia="Microsoft YaHei" w:hAnsi="Microsoft YaHei" w:cs="Arial"/>
+                <w:sz w:val="18"/>
+                <w:szCs w:val="18"/>
+                <w:lang w:val="en-AU" w:eastAsia="en-AU"/>
+              </w:rPr>
+              <w:t>препинания</w:t>
+            </w:r>
+            <w:proofErr w:type="spellEnd"/>
+            <w:r>
+              <w:rPr>
+                <w:rFonts w:ascii="Microsoft YaHei" w:eastAsia="Microsoft YaHei" w:hAnsi="Microsoft YaHei" w:cs="Arial"/>
+                <w:sz w:val="18"/>
+                <w:szCs w:val="18"/>
+                <w:lang w:val="en-AU" w:eastAsia="en-AU"/>
+              </w:rPr>
+              <w:t xml:space="preserve"> и </w:t>
+            </w:r>
+            <w:proofErr w:type="spellStart"/>
+            <w:r>
+              <w:rPr>
+                <w:rFonts w:ascii="Microsoft YaHei" w:eastAsia="Microsoft YaHei" w:hAnsi="Microsoft YaHei" w:cs="Arial"/>
+                <w:sz w:val="18"/>
+                <w:szCs w:val="18"/>
+                <w:lang w:val="en-AU" w:eastAsia="en-AU"/>
+              </w:rPr>
+              <w:t>пробелы</w:t>
+            </w:r>
+            <w:proofErr w:type="spellEnd"/>
+            <w:r>
+              <w:rPr>
+                <w:rFonts w:ascii="Microsoft YaHei" w:eastAsia="Microsoft YaHei" w:hAnsi="Microsoft YaHei" w:cs="Arial"/>
+                <w:sz w:val="18"/>
+                <w:szCs w:val="18"/>
+                <w:lang w:val="en-AU" w:eastAsia="en-AU"/>
+              </w:rPr>
+              <w:t xml:space="preserve"> </w:t>
+            </w:r>
+            <w:proofErr w:type="spellStart"/>
+            <w:r>
+              <w:rPr>
+                <w:rFonts w:ascii="Microsoft YaHei" w:eastAsia="Microsoft YaHei" w:hAnsi="Microsoft YaHei" w:cs="Arial"/>
+                <w:sz w:val="18"/>
+                <w:szCs w:val="18"/>
+                <w:lang w:val="en-AU" w:eastAsia="en-AU"/>
+              </w:rPr>
+              <w:t>сохранены</w:t>
+            </w:r>
+            <w:proofErr w:type="spellEnd"/>
+            <w:r>
+              <w:rPr>
+                <w:rFonts w:ascii="Microsoft YaHei" w:eastAsia="Microsoft YaHei" w:hAnsi="Microsoft YaHei" w:cs="Arial"/>
+                <w:sz w:val="18"/>
+                <w:szCs w:val="18"/>
+                <w:lang w:val="en-AU" w:eastAsia="en-AU"/>
+              </w:rPr>
+              <w:t>.</w:t>
+            </w:r>
+            <w:r>
+              <w:rPr>
+                <w:rFonts w:ascii="Microsoft YaHei" w:eastAsia="Microsoft YaHei" w:hAnsi="Microsoft YaHei" w:cs="Arial"/>
+                <w:sz w:val="18"/>
+                <w:szCs w:val="18"/>
+                <w:lang w:val="en-AU" w:eastAsia="en-AU"/>
+              </w:rPr>
+              <w:pict w14:anchorId="37B8AB8E">
+                <v:shape id="_x0000_i1048" type="#_x0000_t75" style="width:344.95pt;height:75.75pt">
+                  <v:imagedata r:id="rId16" o:title=""/>
+                </v:shape>
+              </w:pict>
+            </w:r>
+            <w:r>
+              <w:rPr>
+                <w:rFonts w:ascii="Microsoft YaHei" w:eastAsia="Microsoft YaHei" w:hAnsi="Microsoft YaHei" w:cs="Arial"/>
+                <w:sz w:val="18"/>
+                <w:szCs w:val="18"/>
+                <w:lang w:val="en-AU" w:eastAsia="en-AU"/>
+              </w:rPr>
+              <w:pict w14:anchorId="417B6268">
+                <v:shape id="_x0000_i1047" type="#_x0000_t75" style="width:291.75pt;height:217.6pt">
+                  <v:imagedata r:id="rId17" o:title=""/>
+                </v:shape>
+              </w:pict>
+            </w:r>
           </w:p>
         </w:tc>
       </w:tr>
@@ -12419,6 +12966,15 @@
                 <w:lang w:val="en-AU" w:eastAsia="en-AU"/>
               </w:rPr>
             </w:pPr>
+            <w:r>
+              <w:rPr>
+                <w:rFonts w:ascii="Microsoft YaHei" w:eastAsia="Microsoft YaHei" w:hAnsi="Microsoft YaHei" w:cs="Arial"/>
+                <w:sz w:val="18"/>
+                <w:szCs w:val="18"/>
+                <w:lang w:eastAsia="en-AU"/>
+              </w:rPr>
+              <w:t>Passed</w:t>
+            </w:r>
           </w:p>
         </w:tc>
       </w:tr>
@@ -13622,6 +14178,68 @@
                 <w:lang w:val="en-AU" w:eastAsia="en-AU"/>
               </w:rPr>
             </w:pPr>
+            <w:r>
+              <w:rPr>
+                <w:rFonts w:ascii="Microsoft YaHei" w:eastAsia="Microsoft YaHei" w:hAnsi="Microsoft YaHei" w:cs="Arial"/>
+                <w:sz w:val="18"/>
+                <w:szCs w:val="18"/>
+                <w:lang w:val="ru-RU" w:eastAsia="en-AU"/>
+              </w:rPr>
+              <w:t xml:space="preserve">Результат: «А». Матрица 1×1 — текст не изменяется. </w:t>
+            </w:r>
+            <w:proofErr w:type="spellStart"/>
+            <w:r>
+              <w:rPr>
+                <w:rFonts w:ascii="Microsoft YaHei" w:eastAsia="Microsoft YaHei" w:hAnsi="Microsoft YaHei" w:cs="Arial"/>
+                <w:sz w:val="18"/>
+                <w:szCs w:val="18"/>
+                <w:lang w:val="en-AU" w:eastAsia="en-AU"/>
+              </w:rPr>
+              <w:t>Ошибок</w:t>
+            </w:r>
+            <w:proofErr w:type="spellEnd"/>
+            <w:r>
+              <w:rPr>
+                <w:rFonts w:ascii="Microsoft YaHei" w:eastAsia="Microsoft YaHei" w:hAnsi="Microsoft YaHei" w:cs="Arial"/>
+                <w:sz w:val="18"/>
+                <w:szCs w:val="18"/>
+                <w:lang w:val="en-AU" w:eastAsia="en-AU"/>
+              </w:rPr>
+              <w:t xml:space="preserve"> </w:t>
+            </w:r>
+            <w:proofErr w:type="spellStart"/>
+            <w:r>
+              <w:rPr>
+                <w:rFonts w:ascii="Microsoft YaHei" w:eastAsia="Microsoft YaHei" w:hAnsi="Microsoft YaHei" w:cs="Arial"/>
+                <w:sz w:val="18"/>
+                <w:szCs w:val="18"/>
+                <w:lang w:val="en-AU" w:eastAsia="en-AU"/>
+              </w:rPr>
+              <w:t>нет</w:t>
+            </w:r>
+            <w:proofErr w:type="spellEnd"/>
+            <w:r>
+              <w:rPr>
+                <w:rFonts w:ascii="Microsoft YaHei" w:eastAsia="Microsoft YaHei" w:hAnsi="Microsoft YaHei" w:cs="Arial"/>
+                <w:sz w:val="18"/>
+                <w:szCs w:val="18"/>
+                <w:lang w:val="en-AU" w:eastAsia="en-AU"/>
+              </w:rPr>
+              <w:t>.</w:t>
+            </w:r>
+            <w:r>
+              <w:rPr>
+                <w:rFonts w:ascii="Microsoft YaHei" w:eastAsia="Microsoft YaHei" w:hAnsi="Microsoft YaHei" w:cs="Arial"/>
+                <w:sz w:val="18"/>
+                <w:szCs w:val="18"/>
+                <w:lang w:val="en-AU" w:eastAsia="en-AU"/>
+              </w:rPr>
+              <w:pict w14:anchorId="761C3EB0">
+                <v:shape id="_x0000_i1046" type="#_x0000_t75" style="width:344.95pt;height:259.5pt">
+                  <v:imagedata r:id="rId18" o:title=""/>
+                </v:shape>
+              </w:pict>
+            </w:r>
           </w:p>
         </w:tc>
       </w:tr>
@@ -13693,6 +14311,15 @@
                 <w:lang w:val="en-AU" w:eastAsia="en-AU"/>
               </w:rPr>
             </w:pPr>
+            <w:r>
+              <w:rPr>
+                <w:rFonts w:ascii="Microsoft YaHei" w:eastAsia="Microsoft YaHei" w:hAnsi="Microsoft YaHei" w:cs="Arial"/>
+                <w:sz w:val="18"/>
+                <w:szCs w:val="18"/>
+                <w:lang w:eastAsia="en-AU"/>
+              </w:rPr>
+              <w:t>Passed</w:t>
+            </w:r>
           </w:p>
         </w:tc>
       </w:tr>
@@ -14831,9 +15458,31 @@
                 <w:rFonts w:ascii="Microsoft YaHei" w:eastAsia="Microsoft YaHei" w:hAnsi="Microsoft YaHei" w:cs="Arial"/>
                 <w:sz w:val="18"/>
                 <w:szCs w:val="18"/>
-                <w:lang w:val="en-AU" w:eastAsia="en-AU"/>
-              </w:rPr>
-            </w:pPr>
+                <w:lang w:val="ru-RU" w:eastAsia="en-AU"/>
+              </w:rPr>
+            </w:pPr>
+            <w:r>
+              <w:rPr>
+                <w:rFonts w:ascii="Microsoft YaHei" w:eastAsia="Microsoft YaHei" w:hAnsi="Microsoft YaHei" w:cs="Arial"/>
+                <w:sz w:val="18"/>
+                <w:szCs w:val="18"/>
+                <w:lang w:val="ru-RU" w:eastAsia="en-AU"/>
+              </w:rPr>
+              <w:t>Результат не совпадает с «ПРОГРАММИРОВАНИЕ». Ошибки не выбрасывается (размер матрицы валиден), но текст некорректный.</w:t>
+            </w:r>
+            <w:r>
+              <w:rPr>
+                <w:rFonts w:ascii="Microsoft YaHei" w:eastAsia="Microsoft YaHei" w:hAnsi="Microsoft YaHei" w:cs="Arial"/>
+                <w:sz w:val="18"/>
+                <w:szCs w:val="18"/>
+                <w:lang w:val="ru-RU" w:eastAsia="en-AU"/>
+              </w:rPr>
+              <w:pict w14:anchorId="7793FAE8">
+                <v:shape id="_x0000_i1045" type="#_x0000_t75" style="width:345.5pt;height:255.75pt">
+                  <v:imagedata r:id="rId19" o:title=""/>
+                </v:shape>
+              </w:pict>
+            </w:r>
           </w:p>
         </w:tc>
       </w:tr>
@@ -14905,6 +15554,15 @@
                 <w:lang w:val="en-AU" w:eastAsia="en-AU"/>
               </w:rPr>
             </w:pPr>
+            <w:r>
+              <w:rPr>
+                <w:rFonts w:ascii="Microsoft YaHei" w:eastAsia="Microsoft YaHei" w:hAnsi="Microsoft YaHei" w:cs="Arial"/>
+                <w:sz w:val="18"/>
+                <w:szCs w:val="18"/>
+                <w:lang w:eastAsia="en-AU"/>
+              </w:rPr>
+              <w:t>Passed</w:t>
+            </w:r>
           </w:p>
         </w:tc>
       </w:tr>
@@ -16233,6 +16891,168 @@
                 <w:lang w:val="en-AU" w:eastAsia="en-AU"/>
               </w:rPr>
             </w:pPr>
+            <w:r>
+              <w:rPr>
+                <w:rFonts w:ascii="Microsoft YaHei" w:eastAsia="Microsoft YaHei" w:hAnsi="Microsoft YaHei" w:cs="Arial"/>
+                <w:sz w:val="18"/>
+                <w:szCs w:val="18"/>
+                <w:lang w:val="ru-RU" w:eastAsia="en-AU"/>
+              </w:rPr>
+              <w:t xml:space="preserve">Отображается сообщение об ошибке «Введите текст для шифрования». </w:t>
+            </w:r>
+            <w:proofErr w:type="spellStart"/>
+            <w:r>
+              <w:rPr>
+                <w:rFonts w:ascii="Microsoft YaHei" w:eastAsia="Microsoft YaHei" w:hAnsi="Microsoft YaHei" w:cs="Arial"/>
+                <w:sz w:val="18"/>
+                <w:szCs w:val="18"/>
+                <w:lang w:val="en-AU" w:eastAsia="en-AU"/>
+              </w:rPr>
+              <w:t>Шифрование</w:t>
+            </w:r>
+            <w:proofErr w:type="spellEnd"/>
+            <w:r>
+              <w:rPr>
+                <w:rFonts w:ascii="Microsoft YaHei" w:eastAsia="Microsoft YaHei" w:hAnsi="Microsoft YaHei" w:cs="Arial"/>
+                <w:sz w:val="18"/>
+                <w:szCs w:val="18"/>
+                <w:lang w:val="en-AU" w:eastAsia="en-AU"/>
+              </w:rPr>
+              <w:t xml:space="preserve"> </w:t>
+            </w:r>
+            <w:proofErr w:type="spellStart"/>
+            <w:r>
+              <w:rPr>
+                <w:rFonts w:ascii="Microsoft YaHei" w:eastAsia="Microsoft YaHei" w:hAnsi="Microsoft YaHei" w:cs="Arial"/>
+                <w:sz w:val="18"/>
+                <w:szCs w:val="18"/>
+                <w:lang w:val="en-AU" w:eastAsia="en-AU"/>
+              </w:rPr>
+              <w:t>не</w:t>
+            </w:r>
+            <w:proofErr w:type="spellEnd"/>
+            <w:r>
+              <w:rPr>
+                <w:rFonts w:ascii="Microsoft YaHei" w:eastAsia="Microsoft YaHei" w:hAnsi="Microsoft YaHei" w:cs="Arial"/>
+                <w:sz w:val="18"/>
+                <w:szCs w:val="18"/>
+                <w:lang w:val="en-AU" w:eastAsia="en-AU"/>
+              </w:rPr>
+              <w:t xml:space="preserve"> </w:t>
+            </w:r>
+            <w:proofErr w:type="spellStart"/>
+            <w:r>
+              <w:rPr>
+                <w:rFonts w:ascii="Microsoft YaHei" w:eastAsia="Microsoft YaHei" w:hAnsi="Microsoft YaHei" w:cs="Arial"/>
+                <w:sz w:val="18"/>
+                <w:szCs w:val="18"/>
+                <w:lang w:val="en-AU" w:eastAsia="en-AU"/>
+              </w:rPr>
+              <w:t>выполняется</w:t>
+            </w:r>
+            <w:proofErr w:type="spellEnd"/>
+            <w:r>
+              <w:rPr>
+                <w:rFonts w:ascii="Microsoft YaHei" w:eastAsia="Microsoft YaHei" w:hAnsi="Microsoft YaHei" w:cs="Arial"/>
+                <w:sz w:val="18"/>
+                <w:szCs w:val="18"/>
+                <w:lang w:val="en-AU" w:eastAsia="en-AU"/>
+              </w:rPr>
+              <w:t xml:space="preserve">. </w:t>
+            </w:r>
+            <w:proofErr w:type="spellStart"/>
+            <w:r>
+              <w:rPr>
+                <w:rFonts w:ascii="Microsoft YaHei" w:eastAsia="Microsoft YaHei" w:hAnsi="Microsoft YaHei" w:cs="Arial"/>
+                <w:sz w:val="18"/>
+                <w:szCs w:val="18"/>
+                <w:lang w:val="en-AU" w:eastAsia="en-AU"/>
+              </w:rPr>
+              <w:t>Поле</w:t>
+            </w:r>
+            <w:proofErr w:type="spellEnd"/>
+            <w:r>
+              <w:rPr>
+                <w:rFonts w:ascii="Microsoft YaHei" w:eastAsia="Microsoft YaHei" w:hAnsi="Microsoft YaHei" w:cs="Arial"/>
+                <w:sz w:val="18"/>
+                <w:szCs w:val="18"/>
+                <w:lang w:val="en-AU" w:eastAsia="en-AU"/>
+              </w:rPr>
+              <w:t xml:space="preserve"> </w:t>
+            </w:r>
+            <w:proofErr w:type="spellStart"/>
+            <w:r>
+              <w:rPr>
+                <w:rFonts w:ascii="Microsoft YaHei" w:eastAsia="Microsoft YaHei" w:hAnsi="Microsoft YaHei" w:cs="Arial"/>
+                <w:sz w:val="18"/>
+                <w:szCs w:val="18"/>
+                <w:lang w:val="en-AU" w:eastAsia="en-AU"/>
+              </w:rPr>
+              <w:t>результата</w:t>
+            </w:r>
+            <w:proofErr w:type="spellEnd"/>
+            <w:r>
+              <w:rPr>
+                <w:rFonts w:ascii="Microsoft YaHei" w:eastAsia="Microsoft YaHei" w:hAnsi="Microsoft YaHei" w:cs="Arial"/>
+                <w:sz w:val="18"/>
+                <w:szCs w:val="18"/>
+                <w:lang w:val="en-AU" w:eastAsia="en-AU"/>
+              </w:rPr>
+              <w:t xml:space="preserve"> </w:t>
+            </w:r>
+            <w:proofErr w:type="spellStart"/>
+            <w:r>
+              <w:rPr>
+                <w:rFonts w:ascii="Microsoft YaHei" w:eastAsia="Microsoft YaHei" w:hAnsi="Microsoft YaHei" w:cs="Arial"/>
+                <w:sz w:val="18"/>
+                <w:szCs w:val="18"/>
+                <w:lang w:val="en-AU" w:eastAsia="en-AU"/>
+              </w:rPr>
+              <w:t>остаётся</w:t>
+            </w:r>
+            <w:proofErr w:type="spellEnd"/>
+            <w:r>
+              <w:rPr>
+                <w:rFonts w:ascii="Microsoft YaHei" w:eastAsia="Microsoft YaHei" w:hAnsi="Microsoft YaHei" w:cs="Arial"/>
+                <w:sz w:val="18"/>
+                <w:szCs w:val="18"/>
+                <w:lang w:val="en-AU" w:eastAsia="en-AU"/>
+              </w:rPr>
+              <w:t xml:space="preserve"> </w:t>
+            </w:r>
+            <w:proofErr w:type="spellStart"/>
+            <w:r>
+              <w:rPr>
+                <w:rFonts w:ascii="Microsoft YaHei" w:eastAsia="Microsoft YaHei" w:hAnsi="Microsoft YaHei" w:cs="Arial"/>
+                <w:sz w:val="18"/>
+                <w:szCs w:val="18"/>
+                <w:lang w:val="en-AU" w:eastAsia="en-AU"/>
+              </w:rPr>
+              <w:t>пустым</w:t>
+            </w:r>
+            <w:proofErr w:type="spellEnd"/>
+            <w:r>
+              <w:rPr>
+                <w:rFonts w:ascii="Microsoft YaHei" w:eastAsia="Microsoft YaHei" w:hAnsi="Microsoft YaHei" w:cs="Arial"/>
+                <w:sz w:val="18"/>
+                <w:szCs w:val="18"/>
+                <w:lang w:val="en-AU" w:eastAsia="en-AU"/>
+              </w:rPr>
+              <w:t>.</w:t>
+            </w:r>
+            <w:r>
+              <w:rPr>
+                <w:rFonts w:ascii="Microsoft YaHei" w:eastAsia="Microsoft YaHei" w:hAnsi="Microsoft YaHei" w:cs="Arial"/>
+                <w:sz w:val="18"/>
+                <w:szCs w:val="18"/>
+                <w:lang w:val="en-AU" w:eastAsia="en-AU"/>
+              </w:rPr>
+              <w:pict w14:anchorId="101AA67F">
+                <v:shape id="_x0000_i1043" type="#_x0000_t75" style="width:345.5pt;height:257.35pt">
+                  <v:imagedata r:id="rId20" o:title=""/>
+                </v:shape>
+              </w:pict>
+            </w:r>
           </w:p>
         </w:tc>
       </w:tr>
@@ -16304,6 +17124,15 @@
                 <w:lang w:val="en-AU" w:eastAsia="en-AU"/>
               </w:rPr>
             </w:pPr>
+            <w:r>
+              <w:rPr>
+                <w:rFonts w:ascii="Microsoft YaHei" w:eastAsia="Microsoft YaHei" w:hAnsi="Microsoft YaHei" w:cs="Arial"/>
+                <w:sz w:val="18"/>
+                <w:szCs w:val="18"/>
+                <w:lang w:eastAsia="en-AU"/>
+              </w:rPr>
+              <w:t>Passed</w:t>
+            </w:r>
           </w:p>
         </w:tc>
       </w:tr>
@@ -17136,7 +17965,6 @@
               <w:t xml:space="preserve">1. В коде вызвать </w:t>
             </w:r>
             <w:proofErr w:type="spellStart"/>
-            <w:proofErr w:type="gramStart"/>
             <w:r>
               <w:rPr>
                 <w:rFonts w:ascii="Microsoft YaHei" w:eastAsia="Microsoft YaHei" w:hAnsi="Microsoft YaHei" w:cs="Arial"/>
@@ -17156,7 +17984,6 @@
               </w:rPr>
               <w:t>(</w:t>
             </w:r>
-            <w:proofErr w:type="gramEnd"/>
             <w:r>
               <w:rPr>
                 <w:rFonts w:ascii="Microsoft YaHei" w:eastAsia="Microsoft YaHei" w:hAnsi="Microsoft YaHei" w:cs="Arial"/>
@@ -17570,6 +18397,95 @@
                 <w:lang w:val="en-AU" w:eastAsia="en-AU"/>
               </w:rPr>
             </w:pPr>
+            <w:r>
+              <w:rPr>
+                <w:rFonts w:ascii="Microsoft YaHei" w:eastAsia="Microsoft YaHei" w:hAnsi="Microsoft YaHei" w:cs="Arial"/>
+                <w:sz w:val="18"/>
+                <w:szCs w:val="18"/>
+                <w:lang w:val="ru-RU" w:eastAsia="en-AU"/>
+              </w:rPr>
+              <w:t xml:space="preserve">Выбрасывается </w:t>
+            </w:r>
+            <w:proofErr w:type="spellStart"/>
+            <w:r>
+              <w:rPr>
+                <w:rFonts w:ascii="Microsoft YaHei" w:eastAsia="Microsoft YaHei" w:hAnsi="Microsoft YaHei" w:cs="Arial"/>
+                <w:sz w:val="18"/>
+                <w:szCs w:val="18"/>
+                <w:lang w:val="en-AU" w:eastAsia="en-AU"/>
+              </w:rPr>
+              <w:t>ArgumentNullException</w:t>
+            </w:r>
+            <w:proofErr w:type="spellEnd"/>
+            <w:r>
+              <w:rPr>
+                <w:rFonts w:ascii="Microsoft YaHei" w:eastAsia="Microsoft YaHei" w:hAnsi="Microsoft YaHei" w:cs="Arial"/>
+                <w:sz w:val="18"/>
+                <w:szCs w:val="18"/>
+                <w:lang w:val="ru-RU" w:eastAsia="en-AU"/>
+              </w:rPr>
+              <w:t xml:space="preserve">. Приложение не падает. </w:t>
+            </w:r>
+            <w:proofErr w:type="spellStart"/>
+            <w:r>
+              <w:rPr>
+                <w:rFonts w:ascii="Microsoft YaHei" w:eastAsia="Microsoft YaHei" w:hAnsi="Microsoft YaHei" w:cs="Arial"/>
+                <w:sz w:val="18"/>
+                <w:szCs w:val="18"/>
+                <w:lang w:val="en-AU" w:eastAsia="en-AU"/>
+              </w:rPr>
+              <w:t>Исключение</w:t>
+            </w:r>
+            <w:proofErr w:type="spellEnd"/>
+            <w:r>
+              <w:rPr>
+                <w:rFonts w:ascii="Microsoft YaHei" w:eastAsia="Microsoft YaHei" w:hAnsi="Microsoft YaHei" w:cs="Arial"/>
+                <w:sz w:val="18"/>
+                <w:szCs w:val="18"/>
+                <w:lang w:val="en-AU" w:eastAsia="en-AU"/>
+              </w:rPr>
+              <w:t xml:space="preserve"> </w:t>
+            </w:r>
+            <w:proofErr w:type="spellStart"/>
+            <w:r>
+              <w:rPr>
+                <w:rFonts w:ascii="Microsoft YaHei" w:eastAsia="Microsoft YaHei" w:hAnsi="Microsoft YaHei" w:cs="Arial"/>
+                <w:sz w:val="18"/>
+                <w:szCs w:val="18"/>
+                <w:lang w:val="en-AU" w:eastAsia="en-AU"/>
+              </w:rPr>
+              <w:t>перехватывается</w:t>
+            </w:r>
+            <w:proofErr w:type="spellEnd"/>
+            <w:r>
+              <w:rPr>
+                <w:rFonts w:ascii="Microsoft YaHei" w:eastAsia="Microsoft YaHei" w:hAnsi="Microsoft YaHei" w:cs="Arial"/>
+                <w:sz w:val="18"/>
+                <w:szCs w:val="18"/>
+                <w:lang w:val="en-AU" w:eastAsia="en-AU"/>
+              </w:rPr>
+              <w:t xml:space="preserve"> и </w:t>
+            </w:r>
+            <w:proofErr w:type="spellStart"/>
+            <w:r>
+              <w:rPr>
+                <w:rFonts w:ascii="Microsoft YaHei" w:eastAsia="Microsoft YaHei" w:hAnsi="Microsoft YaHei" w:cs="Arial"/>
+                <w:sz w:val="18"/>
+                <w:szCs w:val="18"/>
+                <w:lang w:val="en-AU" w:eastAsia="en-AU"/>
+              </w:rPr>
+              <w:t>обрабатывается</w:t>
+            </w:r>
+            <w:proofErr w:type="spellEnd"/>
+            <w:r>
+              <w:rPr>
+                <w:rFonts w:ascii="Microsoft YaHei" w:eastAsia="Microsoft YaHei" w:hAnsi="Microsoft YaHei" w:cs="Arial"/>
+                <w:sz w:val="18"/>
+                <w:szCs w:val="18"/>
+                <w:lang w:val="en-AU" w:eastAsia="en-AU"/>
+              </w:rPr>
+              <w:t>.</w:t>
+            </w:r>
           </w:p>
         </w:tc>
       </w:tr>
@@ -17641,6 +18557,15 @@
                 <w:lang w:val="en-AU" w:eastAsia="en-AU"/>
               </w:rPr>
             </w:pPr>
+            <w:r>
+              <w:rPr>
+                <w:rFonts w:ascii="Microsoft YaHei" w:eastAsia="Microsoft YaHei" w:hAnsi="Microsoft YaHei" w:cs="Arial"/>
+                <w:sz w:val="18"/>
+                <w:szCs w:val="18"/>
+                <w:lang w:eastAsia="en-AU"/>
+              </w:rPr>
+              <w:t>Passed</w:t>
+            </w:r>
           </w:p>
         </w:tc>
       </w:tr>
@@ -17905,7 +18830,6 @@
               </w:rPr>
               <w:t xml:space="preserve">Негативный тест: проверка </w:t>
             </w:r>
-            <w:proofErr w:type="gramStart"/>
             <w:r>
               <w:rPr>
                 <w:rFonts w:ascii="Microsoft YaHei" w:eastAsia="Microsoft YaHei" w:hAnsi="Microsoft YaHei" w:cs="Arial"/>
@@ -17922,17 +18846,7 @@
                 <w:szCs w:val="18"/>
                 <w:lang w:val="ru-RU" w:eastAsia="en-AU"/>
               </w:rPr>
-              <w:t>-обработки согласно требованию</w:t>
-            </w:r>
-            <w:proofErr w:type="gramEnd"/>
-            <w:r>
-              <w:rPr>
-                <w:rFonts w:ascii="Microsoft YaHei" w:eastAsia="Microsoft YaHei" w:hAnsi="Microsoft YaHei" w:cs="Arial"/>
-                <w:sz w:val="18"/>
-                <w:szCs w:val="18"/>
-                <w:lang w:val="ru-RU" w:eastAsia="en-AU"/>
-              </w:rPr>
-              <w:t xml:space="preserve"> </w:t>
+              <w:t xml:space="preserve">-обработки согласно требованию </w:t>
             </w:r>
             <w:r>
               <w:rPr>
@@ -19009,6 +19923,88 @@
                 <w:lang w:val="en-AU" w:eastAsia="en-AU"/>
               </w:rPr>
             </w:pPr>
+            <w:r>
+              <w:rPr>
+                <w:rFonts w:ascii="Microsoft YaHei" w:eastAsia="Microsoft YaHei" w:hAnsi="Microsoft YaHei" w:cs="Arial"/>
+                <w:sz w:val="18"/>
+                <w:szCs w:val="18"/>
+                <w:lang w:val="ru-RU" w:eastAsia="en-AU"/>
+              </w:rPr>
+              <w:t xml:space="preserve">Отображается сообщение об ошибке «Количество строк должно быть больше нуля». </w:t>
+            </w:r>
+            <w:proofErr w:type="spellStart"/>
+            <w:r>
+              <w:rPr>
+                <w:rFonts w:ascii="Microsoft YaHei" w:eastAsia="Microsoft YaHei" w:hAnsi="Microsoft YaHei" w:cs="Arial"/>
+                <w:sz w:val="18"/>
+                <w:szCs w:val="18"/>
+                <w:lang w:val="en-AU" w:eastAsia="en-AU"/>
+              </w:rPr>
+              <w:t>Шифрование</w:t>
+            </w:r>
+            <w:proofErr w:type="spellEnd"/>
+            <w:r>
+              <w:rPr>
+                <w:rFonts w:ascii="Microsoft YaHei" w:eastAsia="Microsoft YaHei" w:hAnsi="Microsoft YaHei" w:cs="Arial"/>
+                <w:sz w:val="18"/>
+                <w:szCs w:val="18"/>
+                <w:lang w:val="en-AU" w:eastAsia="en-AU"/>
+              </w:rPr>
+              <w:t xml:space="preserve"> </w:t>
+            </w:r>
+            <w:proofErr w:type="spellStart"/>
+            <w:r>
+              <w:rPr>
+                <w:rFonts w:ascii="Microsoft YaHei" w:eastAsia="Microsoft YaHei" w:hAnsi="Microsoft YaHei" w:cs="Arial"/>
+                <w:sz w:val="18"/>
+                <w:szCs w:val="18"/>
+                <w:lang w:val="en-AU" w:eastAsia="en-AU"/>
+              </w:rPr>
+              <w:t>не</w:t>
+            </w:r>
+            <w:proofErr w:type="spellEnd"/>
+            <w:r>
+              <w:rPr>
+                <w:rFonts w:ascii="Microsoft YaHei" w:eastAsia="Microsoft YaHei" w:hAnsi="Microsoft YaHei" w:cs="Arial"/>
+                <w:sz w:val="18"/>
+                <w:szCs w:val="18"/>
+                <w:lang w:val="en-AU" w:eastAsia="en-AU"/>
+              </w:rPr>
+              <w:t xml:space="preserve"> </w:t>
+            </w:r>
+            <w:proofErr w:type="spellStart"/>
+            <w:r>
+              <w:rPr>
+                <w:rFonts w:ascii="Microsoft YaHei" w:eastAsia="Microsoft YaHei" w:hAnsi="Microsoft YaHei" w:cs="Arial"/>
+                <w:sz w:val="18"/>
+                <w:szCs w:val="18"/>
+                <w:lang w:val="en-AU" w:eastAsia="en-AU"/>
+              </w:rPr>
+              <w:t>выполняется</w:t>
+            </w:r>
+            <w:proofErr w:type="spellEnd"/>
+            <w:r>
+              <w:rPr>
+                <w:rFonts w:ascii="Microsoft YaHei" w:eastAsia="Microsoft YaHei" w:hAnsi="Microsoft YaHei" w:cs="Arial"/>
+                <w:sz w:val="18"/>
+                <w:szCs w:val="18"/>
+                <w:lang w:val="en-AU" w:eastAsia="en-AU"/>
+              </w:rPr>
+              <w:t>.</w:t>
+            </w:r>
+            <w:r>
+              <w:rPr>
+                <w:rFonts w:ascii="Microsoft YaHei" w:eastAsia="Microsoft YaHei" w:hAnsi="Microsoft YaHei" w:cs="Arial"/>
+                <w:sz w:val="18"/>
+                <w:szCs w:val="18"/>
+                <w:lang w:val="en-AU" w:eastAsia="en-AU"/>
+              </w:rPr>
+              <w:pict w14:anchorId="1B1E8BD2">
+                <v:shape id="_x0000_i1039" type="#_x0000_t75" style="width:344.95pt;height:262.2pt">
+                  <v:imagedata r:id="rId21" o:title=""/>
+                </v:shape>
+              </w:pict>
+            </w:r>
           </w:p>
         </w:tc>
       </w:tr>
@@ -19080,6 +20076,15 @@
                 <w:lang w:val="en-AU" w:eastAsia="en-AU"/>
               </w:rPr>
             </w:pPr>
+            <w:r>
+              <w:rPr>
+                <w:rFonts w:ascii="Microsoft YaHei" w:eastAsia="Microsoft YaHei" w:hAnsi="Microsoft YaHei" w:cs="Arial"/>
+                <w:sz w:val="18"/>
+                <w:szCs w:val="18"/>
+                <w:lang w:eastAsia="en-AU"/>
+              </w:rPr>
+              <w:t>Passed</w:t>
+            </w:r>
           </w:p>
         </w:tc>
       </w:tr>
@@ -20359,6 +21364,88 @@
                 <w:lang w:val="en-AU" w:eastAsia="en-AU"/>
               </w:rPr>
             </w:pPr>
+            <w:r>
+              <w:rPr>
+                <w:rFonts w:ascii="Microsoft YaHei" w:eastAsia="Microsoft YaHei" w:hAnsi="Microsoft YaHei" w:cs="Arial"/>
+                <w:sz w:val="18"/>
+                <w:szCs w:val="18"/>
+                <w:lang w:val="ru-RU" w:eastAsia="en-AU"/>
+              </w:rPr>
+              <w:t xml:space="preserve">Отображается сообщение об ошибке «Количество столбцов должно быть больше нуля». </w:t>
+            </w:r>
+            <w:proofErr w:type="spellStart"/>
+            <w:r>
+              <w:rPr>
+                <w:rFonts w:ascii="Microsoft YaHei" w:eastAsia="Microsoft YaHei" w:hAnsi="Microsoft YaHei" w:cs="Arial"/>
+                <w:sz w:val="18"/>
+                <w:szCs w:val="18"/>
+                <w:lang w:val="en-AU" w:eastAsia="en-AU"/>
+              </w:rPr>
+              <w:t>Шифрование</w:t>
+            </w:r>
+            <w:proofErr w:type="spellEnd"/>
+            <w:r>
+              <w:rPr>
+                <w:rFonts w:ascii="Microsoft YaHei" w:eastAsia="Microsoft YaHei" w:hAnsi="Microsoft YaHei" w:cs="Arial"/>
+                <w:sz w:val="18"/>
+                <w:szCs w:val="18"/>
+                <w:lang w:val="en-AU" w:eastAsia="en-AU"/>
+              </w:rPr>
+              <w:t xml:space="preserve"> </w:t>
+            </w:r>
+            <w:proofErr w:type="spellStart"/>
+            <w:r>
+              <w:rPr>
+                <w:rFonts w:ascii="Microsoft YaHei" w:eastAsia="Microsoft YaHei" w:hAnsi="Microsoft YaHei" w:cs="Arial"/>
+                <w:sz w:val="18"/>
+                <w:szCs w:val="18"/>
+                <w:lang w:val="en-AU" w:eastAsia="en-AU"/>
+              </w:rPr>
+              <w:t>не</w:t>
+            </w:r>
+            <w:proofErr w:type="spellEnd"/>
+            <w:r>
+              <w:rPr>
+                <w:rFonts w:ascii="Microsoft YaHei" w:eastAsia="Microsoft YaHei" w:hAnsi="Microsoft YaHei" w:cs="Arial"/>
+                <w:sz w:val="18"/>
+                <w:szCs w:val="18"/>
+                <w:lang w:val="en-AU" w:eastAsia="en-AU"/>
+              </w:rPr>
+              <w:t xml:space="preserve"> </w:t>
+            </w:r>
+            <w:proofErr w:type="spellStart"/>
+            <w:r>
+              <w:rPr>
+                <w:rFonts w:ascii="Microsoft YaHei" w:eastAsia="Microsoft YaHei" w:hAnsi="Microsoft YaHei" w:cs="Arial"/>
+                <w:sz w:val="18"/>
+                <w:szCs w:val="18"/>
+                <w:lang w:val="en-AU" w:eastAsia="en-AU"/>
+              </w:rPr>
+              <w:t>выполняется</w:t>
+            </w:r>
+            <w:proofErr w:type="spellEnd"/>
+            <w:r>
+              <w:rPr>
+                <w:rFonts w:ascii="Microsoft YaHei" w:eastAsia="Microsoft YaHei" w:hAnsi="Microsoft YaHei" w:cs="Arial"/>
+                <w:sz w:val="18"/>
+                <w:szCs w:val="18"/>
+                <w:lang w:val="en-AU" w:eastAsia="en-AU"/>
+              </w:rPr>
+              <w:t>.</w:t>
+            </w:r>
+            <w:r>
+              <w:rPr>
+                <w:rFonts w:ascii="Microsoft YaHei" w:eastAsia="Microsoft YaHei" w:hAnsi="Microsoft YaHei" w:cs="Arial"/>
+                <w:sz w:val="18"/>
+                <w:szCs w:val="18"/>
+                <w:lang w:val="en-AU" w:eastAsia="en-AU"/>
+              </w:rPr>
+              <w:pict w14:anchorId="02E7270A">
+                <v:shape id="_x0000_i1038" type="#_x0000_t75" style="width:344.95pt;height:263.3pt">
+                  <v:imagedata r:id="rId22" o:title=""/>
+                </v:shape>
+              </w:pict>
+            </w:r>
           </w:p>
         </w:tc>
       </w:tr>
@@ -20430,6 +21517,15 @@
                 <w:lang w:val="en-AU" w:eastAsia="en-AU"/>
               </w:rPr>
             </w:pPr>
+            <w:r>
+              <w:rPr>
+                <w:rFonts w:ascii="Microsoft YaHei" w:eastAsia="Microsoft YaHei" w:hAnsi="Microsoft YaHei" w:cs="Arial"/>
+                <w:sz w:val="18"/>
+                <w:szCs w:val="18"/>
+                <w:lang w:eastAsia="en-AU"/>
+              </w:rPr>
+              <w:t>Passed</w:t>
+            </w:r>
           </w:p>
         </w:tc>
       </w:tr>
@@ -21709,6 +22805,88 @@
                 <w:lang w:val="en-AU" w:eastAsia="en-AU"/>
               </w:rPr>
             </w:pPr>
+            <w:r>
+              <w:rPr>
+                <w:rFonts w:ascii="Microsoft YaHei" w:eastAsia="Microsoft YaHei" w:hAnsi="Microsoft YaHei" w:cs="Arial"/>
+                <w:sz w:val="18"/>
+                <w:szCs w:val="18"/>
+                <w:lang w:val="ru-RU" w:eastAsia="en-AU"/>
+              </w:rPr>
+              <w:t xml:space="preserve">Отображается сообщение об ошибке «Размеры матрицы должны быть положительными числами». </w:t>
+            </w:r>
+            <w:proofErr w:type="spellStart"/>
+            <w:r>
+              <w:rPr>
+                <w:rFonts w:ascii="Microsoft YaHei" w:eastAsia="Microsoft YaHei" w:hAnsi="Microsoft YaHei" w:cs="Arial"/>
+                <w:sz w:val="18"/>
+                <w:szCs w:val="18"/>
+                <w:lang w:val="en-AU" w:eastAsia="en-AU"/>
+              </w:rPr>
+              <w:t>Шифрование</w:t>
+            </w:r>
+            <w:proofErr w:type="spellEnd"/>
+            <w:r>
+              <w:rPr>
+                <w:rFonts w:ascii="Microsoft YaHei" w:eastAsia="Microsoft YaHei" w:hAnsi="Microsoft YaHei" w:cs="Arial"/>
+                <w:sz w:val="18"/>
+                <w:szCs w:val="18"/>
+                <w:lang w:val="en-AU" w:eastAsia="en-AU"/>
+              </w:rPr>
+              <w:t xml:space="preserve"> </w:t>
+            </w:r>
+            <w:proofErr w:type="spellStart"/>
+            <w:r>
+              <w:rPr>
+                <w:rFonts w:ascii="Microsoft YaHei" w:eastAsia="Microsoft YaHei" w:hAnsi="Microsoft YaHei" w:cs="Arial"/>
+                <w:sz w:val="18"/>
+                <w:szCs w:val="18"/>
+                <w:lang w:val="en-AU" w:eastAsia="en-AU"/>
+              </w:rPr>
+              <w:t>не</w:t>
+            </w:r>
+            <w:proofErr w:type="spellEnd"/>
+            <w:r>
+              <w:rPr>
+                <w:rFonts w:ascii="Microsoft YaHei" w:eastAsia="Microsoft YaHei" w:hAnsi="Microsoft YaHei" w:cs="Arial"/>
+                <w:sz w:val="18"/>
+                <w:szCs w:val="18"/>
+                <w:lang w:val="en-AU" w:eastAsia="en-AU"/>
+              </w:rPr>
+              <w:t xml:space="preserve"> </w:t>
+            </w:r>
+            <w:proofErr w:type="spellStart"/>
+            <w:r>
+              <w:rPr>
+                <w:rFonts w:ascii="Microsoft YaHei" w:eastAsia="Microsoft YaHei" w:hAnsi="Microsoft YaHei" w:cs="Arial"/>
+                <w:sz w:val="18"/>
+                <w:szCs w:val="18"/>
+                <w:lang w:val="en-AU" w:eastAsia="en-AU"/>
+              </w:rPr>
+              <w:t>выполняется</w:t>
+            </w:r>
+            <w:proofErr w:type="spellEnd"/>
+            <w:r>
+              <w:rPr>
+                <w:rFonts w:ascii="Microsoft YaHei" w:eastAsia="Microsoft YaHei" w:hAnsi="Microsoft YaHei" w:cs="Arial"/>
+                <w:sz w:val="18"/>
+                <w:szCs w:val="18"/>
+                <w:lang w:val="en-AU" w:eastAsia="en-AU"/>
+              </w:rPr>
+              <w:t>.</w:t>
+            </w:r>
+            <w:r>
+              <w:rPr>
+                <w:rFonts w:ascii="Microsoft YaHei" w:eastAsia="Microsoft YaHei" w:hAnsi="Microsoft YaHei" w:cs="Arial"/>
+                <w:sz w:val="18"/>
+                <w:szCs w:val="18"/>
+                <w:lang w:val="en-AU" w:eastAsia="en-AU"/>
+              </w:rPr>
+              <w:pict w14:anchorId="09B04E45">
+                <v:shape id="_x0000_i1037" type="#_x0000_t75" style="width:344.95pt;height:261.65pt">
+                  <v:imagedata r:id="rId23" o:title=""/>
+                </v:shape>
+              </w:pict>
+            </w:r>
           </w:p>
         </w:tc>
       </w:tr>
@@ -21780,6 +22958,15 @@
                 <w:lang w:val="en-AU" w:eastAsia="en-AU"/>
               </w:rPr>
             </w:pPr>
+            <w:r>
+              <w:rPr>
+                <w:rFonts w:ascii="Microsoft YaHei" w:eastAsia="Microsoft YaHei" w:hAnsi="Microsoft YaHei" w:cs="Arial"/>
+                <w:sz w:val="18"/>
+                <w:szCs w:val="18"/>
+                <w:lang w:eastAsia="en-AU"/>
+              </w:rPr>
+              <w:t>Passed</w:t>
+            </w:r>
           </w:p>
         </w:tc>
       </w:tr>
@@ -23059,6 +24246,88 @@
                 <w:lang w:val="en-AU" w:eastAsia="en-AU"/>
               </w:rPr>
             </w:pPr>
+            <w:r>
+              <w:rPr>
+                <w:rFonts w:ascii="Microsoft YaHei" w:eastAsia="Microsoft YaHei" w:hAnsi="Microsoft YaHei" w:cs="Arial"/>
+                <w:sz w:val="18"/>
+                <w:szCs w:val="18"/>
+                <w:lang w:val="ru-RU" w:eastAsia="en-AU"/>
+              </w:rPr>
+              <w:t xml:space="preserve">Отображается сообщение об ошибке «Размеры матрицы должны быть положительными числами». </w:t>
+            </w:r>
+            <w:proofErr w:type="spellStart"/>
+            <w:r>
+              <w:rPr>
+                <w:rFonts w:ascii="Microsoft YaHei" w:eastAsia="Microsoft YaHei" w:hAnsi="Microsoft YaHei" w:cs="Arial"/>
+                <w:sz w:val="18"/>
+                <w:szCs w:val="18"/>
+                <w:lang w:val="en-AU" w:eastAsia="en-AU"/>
+              </w:rPr>
+              <w:t>Шифрование</w:t>
+            </w:r>
+            <w:proofErr w:type="spellEnd"/>
+            <w:r>
+              <w:rPr>
+                <w:rFonts w:ascii="Microsoft YaHei" w:eastAsia="Microsoft YaHei" w:hAnsi="Microsoft YaHei" w:cs="Arial"/>
+                <w:sz w:val="18"/>
+                <w:szCs w:val="18"/>
+                <w:lang w:val="en-AU" w:eastAsia="en-AU"/>
+              </w:rPr>
+              <w:t xml:space="preserve"> </w:t>
+            </w:r>
+            <w:proofErr w:type="spellStart"/>
+            <w:r>
+              <w:rPr>
+                <w:rFonts w:ascii="Microsoft YaHei" w:eastAsia="Microsoft YaHei" w:hAnsi="Microsoft YaHei" w:cs="Arial"/>
+                <w:sz w:val="18"/>
+                <w:szCs w:val="18"/>
+                <w:lang w:val="en-AU" w:eastAsia="en-AU"/>
+              </w:rPr>
+              <w:t>не</w:t>
+            </w:r>
+            <w:proofErr w:type="spellEnd"/>
+            <w:r>
+              <w:rPr>
+                <w:rFonts w:ascii="Microsoft YaHei" w:eastAsia="Microsoft YaHei" w:hAnsi="Microsoft YaHei" w:cs="Arial"/>
+                <w:sz w:val="18"/>
+                <w:szCs w:val="18"/>
+                <w:lang w:val="en-AU" w:eastAsia="en-AU"/>
+              </w:rPr>
+              <w:t xml:space="preserve"> </w:t>
+            </w:r>
+            <w:proofErr w:type="spellStart"/>
+            <w:r>
+              <w:rPr>
+                <w:rFonts w:ascii="Microsoft YaHei" w:eastAsia="Microsoft YaHei" w:hAnsi="Microsoft YaHei" w:cs="Arial"/>
+                <w:sz w:val="18"/>
+                <w:szCs w:val="18"/>
+                <w:lang w:val="en-AU" w:eastAsia="en-AU"/>
+              </w:rPr>
+              <w:t>выполняется</w:t>
+            </w:r>
+            <w:proofErr w:type="spellEnd"/>
+            <w:r>
+              <w:rPr>
+                <w:rFonts w:ascii="Microsoft YaHei" w:eastAsia="Microsoft YaHei" w:hAnsi="Microsoft YaHei" w:cs="Arial"/>
+                <w:sz w:val="18"/>
+                <w:szCs w:val="18"/>
+                <w:lang w:val="en-AU" w:eastAsia="en-AU"/>
+              </w:rPr>
+              <w:t>.</w:t>
+            </w:r>
+            <w:r>
+              <w:rPr>
+                <w:rFonts w:ascii="Microsoft YaHei" w:eastAsia="Microsoft YaHei" w:hAnsi="Microsoft YaHei" w:cs="Arial"/>
+                <w:sz w:val="18"/>
+                <w:szCs w:val="18"/>
+                <w:lang w:val="en-AU" w:eastAsia="en-AU"/>
+              </w:rPr>
+              <w:pict w14:anchorId="24604758">
+                <v:shape id="_x0000_i1036" type="#_x0000_t75" style="width:345.5pt;height:259pt">
+                  <v:imagedata r:id="rId24" o:title=""/>
+                </v:shape>
+              </w:pict>
+            </w:r>
           </w:p>
         </w:tc>
       </w:tr>
@@ -23130,6 +24399,15 @@
                 <w:lang w:val="en-AU" w:eastAsia="en-AU"/>
               </w:rPr>
             </w:pPr>
+            <w:r>
+              <w:rPr>
+                <w:rFonts w:ascii="Microsoft YaHei" w:eastAsia="Microsoft YaHei" w:hAnsi="Microsoft YaHei" w:cs="Arial"/>
+                <w:sz w:val="18"/>
+                <w:szCs w:val="18"/>
+                <w:lang w:eastAsia="en-AU"/>
+              </w:rPr>
+              <w:t>Passed</w:t>
+            </w:r>
           </w:p>
         </w:tc>
       </w:tr>
@@ -23773,27 +25051,7 @@
                 <w:szCs w:val="18"/>
                 <w:lang w:val="ru-RU" w:eastAsia="en-AU"/>
               </w:rPr>
-              <w:t xml:space="preserve"> </w:t>
-            </w:r>
-            <w:proofErr w:type="gramStart"/>
-            <w:r>
-              <w:rPr>
-                <w:rFonts w:ascii="Microsoft YaHei" w:eastAsia="Microsoft YaHei" w:hAnsi="Microsoft YaHei" w:cs="Arial"/>
-                <w:sz w:val="18"/>
-                <w:szCs w:val="18"/>
-                <w:lang w:val="ru-RU" w:eastAsia="en-AU"/>
-              </w:rPr>
-              <w:t>&lt; длина</w:t>
-            </w:r>
-            <w:proofErr w:type="gramEnd"/>
-            <w:r>
-              <w:rPr>
-                <w:rFonts w:ascii="Microsoft YaHei" w:eastAsia="Microsoft YaHei" w:hAnsi="Microsoft YaHei" w:cs="Arial"/>
-                <w:sz w:val="18"/>
-                <w:szCs w:val="18"/>
-                <w:lang w:val="ru-RU" w:eastAsia="en-AU"/>
-              </w:rPr>
-              <w:t xml:space="preserve"> текста</w:t>
+              <w:t xml:space="preserve"> &lt; длина текста</w:t>
             </w:r>
           </w:p>
         </w:tc>
@@ -23885,27 +25143,7 @@
                 <w:szCs w:val="18"/>
                 <w:lang w:val="ru-RU" w:eastAsia="en-AU"/>
               </w:rPr>
-              <w:t xml:space="preserve">Проверить, </w:t>
-            </w:r>
-            <w:proofErr w:type="gramStart"/>
-            <w:r>
-              <w:rPr>
-                <w:rFonts w:ascii="Microsoft YaHei" w:eastAsia="Microsoft YaHei" w:hAnsi="Microsoft YaHei" w:cs="Arial"/>
-                <w:sz w:val="18"/>
-                <w:szCs w:val="18"/>
-                <w:lang w:val="ru-RU" w:eastAsia="en-AU"/>
-              </w:rPr>
-              <w:t>что</w:t>
-            </w:r>
-            <w:proofErr w:type="gramEnd"/>
-            <w:r>
-              <w:rPr>
-                <w:rFonts w:ascii="Microsoft YaHei" w:eastAsia="Microsoft YaHei" w:hAnsi="Microsoft YaHei" w:cs="Arial"/>
-                <w:sz w:val="18"/>
-                <w:szCs w:val="18"/>
-                <w:lang w:val="ru-RU" w:eastAsia="en-AU"/>
-              </w:rPr>
-              <w:t xml:space="preserve"> если размер матрицы меньше длины текста, приложение выводит ошибку.</w:t>
+              <w:t>Проверить, что если размер матрицы меньше длины текста, приложение выводит ошибку.</w:t>
             </w:r>
           </w:p>
         </w:tc>
@@ -24509,6 +25747,148 @@
                 <w:lang w:val="en-AU" w:eastAsia="en-AU"/>
               </w:rPr>
             </w:pPr>
+            <w:r>
+              <w:rPr>
+                <w:rFonts w:ascii="Microsoft YaHei" w:eastAsia="Microsoft YaHei" w:hAnsi="Microsoft YaHei" w:cs="Arial"/>
+                <w:sz w:val="18"/>
+                <w:szCs w:val="18"/>
+                <w:lang w:val="ru-RU" w:eastAsia="en-AU"/>
+              </w:rPr>
+              <w:t xml:space="preserve">Отображается ошибка «Размер матрицы (6) меньше длины текста (16). </w:t>
+            </w:r>
+            <w:proofErr w:type="spellStart"/>
+            <w:r>
+              <w:rPr>
+                <w:rFonts w:ascii="Microsoft YaHei" w:eastAsia="Microsoft YaHei" w:hAnsi="Microsoft YaHei" w:cs="Arial"/>
+                <w:sz w:val="18"/>
+                <w:szCs w:val="18"/>
+                <w:lang w:val="en-AU" w:eastAsia="en-AU"/>
+              </w:rPr>
+              <w:t>Увеличьте</w:t>
+            </w:r>
+            <w:proofErr w:type="spellEnd"/>
+            <w:r>
+              <w:rPr>
+                <w:rFonts w:ascii="Microsoft YaHei" w:eastAsia="Microsoft YaHei" w:hAnsi="Microsoft YaHei" w:cs="Arial"/>
+                <w:sz w:val="18"/>
+                <w:szCs w:val="18"/>
+                <w:lang w:val="en-AU" w:eastAsia="en-AU"/>
+              </w:rPr>
+              <w:t xml:space="preserve"> rows </w:t>
+            </w:r>
+            <w:proofErr w:type="spellStart"/>
+            <w:r>
+              <w:rPr>
+                <w:rFonts w:ascii="Microsoft YaHei" w:eastAsia="Microsoft YaHei" w:hAnsi="Microsoft YaHei" w:cs="Arial"/>
+                <w:sz w:val="18"/>
+                <w:szCs w:val="18"/>
+                <w:lang w:val="en-AU" w:eastAsia="en-AU"/>
+              </w:rPr>
+              <w:t>или</w:t>
+            </w:r>
+            <w:proofErr w:type="spellEnd"/>
+            <w:r>
+              <w:rPr>
+                <w:rFonts w:ascii="Microsoft YaHei" w:eastAsia="Microsoft YaHei" w:hAnsi="Microsoft YaHei" w:cs="Arial"/>
+                <w:sz w:val="18"/>
+                <w:szCs w:val="18"/>
+                <w:lang w:val="en-AU" w:eastAsia="en-AU"/>
+              </w:rPr>
+              <w:t xml:space="preserve"> </w:t>
+            </w:r>
+            <w:proofErr w:type="spellStart"/>
+            <w:r>
+              <w:rPr>
+                <w:rFonts w:ascii="Microsoft YaHei" w:eastAsia="Microsoft YaHei" w:hAnsi="Microsoft YaHei" w:cs="Arial"/>
+                <w:sz w:val="18"/>
+                <w:szCs w:val="18"/>
+                <w:lang w:val="en-AU" w:eastAsia="en-AU"/>
+              </w:rPr>
+              <w:t>cols</w:t>
+            </w:r>
+            <w:proofErr w:type="spellEnd"/>
+            <w:r>
+              <w:rPr>
+                <w:rFonts w:ascii="Microsoft YaHei" w:eastAsia="Microsoft YaHei" w:hAnsi="Microsoft YaHei" w:cs="Arial"/>
+                <w:sz w:val="18"/>
+                <w:szCs w:val="18"/>
+                <w:lang w:val="en-AU" w:eastAsia="en-AU"/>
+              </w:rPr>
+              <w:t xml:space="preserve">». </w:t>
+            </w:r>
+            <w:proofErr w:type="spellStart"/>
+            <w:r>
+              <w:rPr>
+                <w:rFonts w:ascii="Microsoft YaHei" w:eastAsia="Microsoft YaHei" w:hAnsi="Microsoft YaHei" w:cs="Arial"/>
+                <w:sz w:val="18"/>
+                <w:szCs w:val="18"/>
+                <w:lang w:val="en-AU" w:eastAsia="en-AU"/>
+              </w:rPr>
+              <w:t>Шифрование</w:t>
+            </w:r>
+            <w:proofErr w:type="spellEnd"/>
+            <w:r>
+              <w:rPr>
+                <w:rFonts w:ascii="Microsoft YaHei" w:eastAsia="Microsoft YaHei" w:hAnsi="Microsoft YaHei" w:cs="Arial"/>
+                <w:sz w:val="18"/>
+                <w:szCs w:val="18"/>
+                <w:lang w:val="en-AU" w:eastAsia="en-AU"/>
+              </w:rPr>
+              <w:t xml:space="preserve"> </w:t>
+            </w:r>
+            <w:proofErr w:type="spellStart"/>
+            <w:r>
+              <w:rPr>
+                <w:rFonts w:ascii="Microsoft YaHei" w:eastAsia="Microsoft YaHei" w:hAnsi="Microsoft YaHei" w:cs="Arial"/>
+                <w:sz w:val="18"/>
+                <w:szCs w:val="18"/>
+                <w:lang w:val="en-AU" w:eastAsia="en-AU"/>
+              </w:rPr>
+              <w:t>не</w:t>
+            </w:r>
+            <w:proofErr w:type="spellEnd"/>
+            <w:r>
+              <w:rPr>
+                <w:rFonts w:ascii="Microsoft YaHei" w:eastAsia="Microsoft YaHei" w:hAnsi="Microsoft YaHei" w:cs="Arial"/>
+                <w:sz w:val="18"/>
+                <w:szCs w:val="18"/>
+                <w:lang w:val="en-AU" w:eastAsia="en-AU"/>
+              </w:rPr>
+              <w:t xml:space="preserve"> </w:t>
+            </w:r>
+            <w:proofErr w:type="spellStart"/>
+            <w:r>
+              <w:rPr>
+                <w:rFonts w:ascii="Microsoft YaHei" w:eastAsia="Microsoft YaHei" w:hAnsi="Microsoft YaHei" w:cs="Arial"/>
+                <w:sz w:val="18"/>
+                <w:szCs w:val="18"/>
+                <w:lang w:val="en-AU" w:eastAsia="en-AU"/>
+              </w:rPr>
+              <w:t>выполняется</w:t>
+            </w:r>
+            <w:proofErr w:type="spellEnd"/>
+            <w:r>
+              <w:rPr>
+                <w:rFonts w:ascii="Microsoft YaHei" w:eastAsia="Microsoft YaHei" w:hAnsi="Microsoft YaHei" w:cs="Arial"/>
+                <w:sz w:val="18"/>
+                <w:szCs w:val="18"/>
+                <w:lang w:val="en-AU" w:eastAsia="en-AU"/>
+              </w:rPr>
+              <w:t>.</w:t>
+            </w:r>
+            <w:r>
+              <w:rPr>
+                <w:rFonts w:ascii="Microsoft YaHei" w:eastAsia="Microsoft YaHei" w:hAnsi="Microsoft YaHei" w:cs="Arial"/>
+                <w:sz w:val="18"/>
+                <w:szCs w:val="18"/>
+                <w:lang w:val="en-AU" w:eastAsia="en-AU"/>
+              </w:rPr>
+              <w:pict w14:anchorId="4129A506">
+                <v:shape id="_x0000_i1035" type="#_x0000_t75" style="width:345.5pt;height:261.15pt">
+                  <v:imagedata r:id="rId25" o:title=""/>
+                </v:shape>
+              </w:pict>
+            </w:r>
           </w:p>
         </w:tc>
       </w:tr>
@@ -24580,6 +25960,15 @@
                 <w:lang w:val="en-AU" w:eastAsia="en-AU"/>
               </w:rPr>
             </w:pPr>
+            <w:r>
+              <w:rPr>
+                <w:rFonts w:ascii="Microsoft YaHei" w:eastAsia="Microsoft YaHei" w:hAnsi="Microsoft YaHei" w:cs="Arial"/>
+                <w:sz w:val="18"/>
+                <w:szCs w:val="18"/>
+                <w:lang w:eastAsia="en-AU"/>
+              </w:rPr>
+              <w:t>Passed</w:t>
+            </w:r>
           </w:p>
         </w:tc>
       </w:tr>
@@ -25897,6 +27286,88 @@
                 <w:lang w:val="en-AU" w:eastAsia="en-AU"/>
               </w:rPr>
             </w:pPr>
+            <w:r>
+              <w:rPr>
+                <w:rFonts w:ascii="Microsoft YaHei" w:eastAsia="Microsoft YaHei" w:hAnsi="Microsoft YaHei" w:cs="Arial"/>
+                <w:sz w:val="18"/>
+                <w:szCs w:val="18"/>
+                <w:lang w:val="ru-RU" w:eastAsia="en-AU"/>
+              </w:rPr>
+              <w:t xml:space="preserve">Отображается ошибка «Введите целое положительное число для количества строк». </w:t>
+            </w:r>
+            <w:proofErr w:type="spellStart"/>
+            <w:r>
+              <w:rPr>
+                <w:rFonts w:ascii="Microsoft YaHei" w:eastAsia="Microsoft YaHei" w:hAnsi="Microsoft YaHei" w:cs="Arial"/>
+                <w:sz w:val="18"/>
+                <w:szCs w:val="18"/>
+                <w:lang w:val="en-AU" w:eastAsia="en-AU"/>
+              </w:rPr>
+              <w:t>Шифрование</w:t>
+            </w:r>
+            <w:proofErr w:type="spellEnd"/>
+            <w:r>
+              <w:rPr>
+                <w:rFonts w:ascii="Microsoft YaHei" w:eastAsia="Microsoft YaHei" w:hAnsi="Microsoft YaHei" w:cs="Arial"/>
+                <w:sz w:val="18"/>
+                <w:szCs w:val="18"/>
+                <w:lang w:val="en-AU" w:eastAsia="en-AU"/>
+              </w:rPr>
+              <w:t xml:space="preserve"> </w:t>
+            </w:r>
+            <w:proofErr w:type="spellStart"/>
+            <w:r>
+              <w:rPr>
+                <w:rFonts w:ascii="Microsoft YaHei" w:eastAsia="Microsoft YaHei" w:hAnsi="Microsoft YaHei" w:cs="Arial"/>
+                <w:sz w:val="18"/>
+                <w:szCs w:val="18"/>
+                <w:lang w:val="en-AU" w:eastAsia="en-AU"/>
+              </w:rPr>
+              <w:t>не</w:t>
+            </w:r>
+            <w:proofErr w:type="spellEnd"/>
+            <w:r>
+              <w:rPr>
+                <w:rFonts w:ascii="Microsoft YaHei" w:eastAsia="Microsoft YaHei" w:hAnsi="Microsoft YaHei" w:cs="Arial"/>
+                <w:sz w:val="18"/>
+                <w:szCs w:val="18"/>
+                <w:lang w:val="en-AU" w:eastAsia="en-AU"/>
+              </w:rPr>
+              <w:t xml:space="preserve"> </w:t>
+            </w:r>
+            <w:proofErr w:type="spellStart"/>
+            <w:r>
+              <w:rPr>
+                <w:rFonts w:ascii="Microsoft YaHei" w:eastAsia="Microsoft YaHei" w:hAnsi="Microsoft YaHei" w:cs="Arial"/>
+                <w:sz w:val="18"/>
+                <w:szCs w:val="18"/>
+                <w:lang w:val="en-AU" w:eastAsia="en-AU"/>
+              </w:rPr>
+              <w:t>выполняется</w:t>
+            </w:r>
+            <w:proofErr w:type="spellEnd"/>
+            <w:r>
+              <w:rPr>
+                <w:rFonts w:ascii="Microsoft YaHei" w:eastAsia="Microsoft YaHei" w:hAnsi="Microsoft YaHei" w:cs="Arial"/>
+                <w:sz w:val="18"/>
+                <w:szCs w:val="18"/>
+                <w:lang w:val="en-AU" w:eastAsia="en-AU"/>
+              </w:rPr>
+              <w:t>.</w:t>
+            </w:r>
+            <w:r>
+              <w:rPr>
+                <w:rFonts w:ascii="Microsoft YaHei" w:eastAsia="Microsoft YaHei" w:hAnsi="Microsoft YaHei" w:cs="Arial"/>
+                <w:sz w:val="18"/>
+                <w:szCs w:val="18"/>
+                <w:lang w:val="en-AU" w:eastAsia="en-AU"/>
+              </w:rPr>
+              <w:pict w14:anchorId="645FC6A4">
+                <v:shape id="_x0000_i1034" type="#_x0000_t75" style="width:344.95pt;height:258.45pt">
+                  <v:imagedata r:id="rId26" o:title=""/>
+                </v:shape>
+              </w:pict>
+            </w:r>
           </w:p>
         </w:tc>
       </w:tr>
@@ -25968,6 +27439,15 @@
                 <w:lang w:val="en-AU" w:eastAsia="en-AU"/>
               </w:rPr>
             </w:pPr>
+            <w:r>
+              <w:rPr>
+                <w:rFonts w:ascii="Microsoft YaHei" w:eastAsia="Microsoft YaHei" w:hAnsi="Microsoft YaHei" w:cs="Arial"/>
+                <w:sz w:val="18"/>
+                <w:szCs w:val="18"/>
+                <w:lang w:eastAsia="en-AU"/>
+              </w:rPr>
+              <w:t>Passed</w:t>
+            </w:r>
           </w:p>
         </w:tc>
       </w:tr>
@@ -27112,9 +28592,49 @@
                 <w:rFonts w:ascii="Microsoft YaHei" w:eastAsia="Microsoft YaHei" w:hAnsi="Microsoft YaHei" w:cs="Arial"/>
                 <w:sz w:val="18"/>
                 <w:szCs w:val="18"/>
-                <w:lang w:val="en-AU" w:eastAsia="en-AU"/>
-              </w:rPr>
-            </w:pPr>
+                <w:lang w:val="ru-RU" w:eastAsia="en-AU"/>
+              </w:rPr>
+            </w:pPr>
+            <w:r>
+              <w:rPr>
+                <w:rFonts w:ascii="Microsoft YaHei" w:eastAsia="Microsoft YaHei" w:hAnsi="Microsoft YaHei" w:cs="Arial"/>
+                <w:sz w:val="18"/>
+                <w:szCs w:val="18"/>
+                <w:lang w:val="ru-RU" w:eastAsia="en-AU"/>
+              </w:rPr>
+              <w:t xml:space="preserve">Отображается </w:t>
+            </w:r>
+            <w:r>
+              <w:rPr>
+                <w:rFonts w:ascii="Microsoft YaHei" w:eastAsia="Microsoft YaHei" w:hAnsi="Microsoft YaHei" w:cs="Arial"/>
+                <w:sz w:val="18"/>
+                <w:szCs w:val="18"/>
+                <w:lang w:val="en-AU" w:eastAsia="en-AU"/>
+              </w:rPr>
+              <w:t>tooltip</w:t>
+            </w:r>
+            <w:r>
+              <w:rPr>
+                <w:rFonts w:ascii="Microsoft YaHei" w:eastAsia="Microsoft YaHei" w:hAnsi="Microsoft YaHei" w:cs="Arial"/>
+                <w:sz w:val="18"/>
+                <w:szCs w:val="18"/>
+                <w:lang w:val="ru-RU" w:eastAsia="en-AU"/>
+              </w:rPr>
+              <w:t xml:space="preserve"> с текстом, описывающим назначение поля (например, «Введите текст для шифрования или дешифрования»).</w:t>
+            </w:r>
+            <w:r>
+              <w:rPr>
+                <w:rFonts w:ascii="Microsoft YaHei" w:eastAsia="Microsoft YaHei" w:hAnsi="Microsoft YaHei" w:cs="Arial"/>
+                <w:sz w:val="18"/>
+                <w:szCs w:val="18"/>
+                <w:lang w:val="ru-RU" w:eastAsia="en-AU"/>
+              </w:rPr>
+              <w:pict w14:anchorId="46AD49FC">
+                <v:shape id="_x0000_i1033" type="#_x0000_t75" style="width:345.5pt;height:78.45pt">
+                  <v:imagedata r:id="rId27" o:title=""/>
+                </v:shape>
+              </w:pict>
+            </w:r>
           </w:p>
         </w:tc>
       </w:tr>
@@ -27186,6 +28706,15 @@
                 <w:lang w:val="en-AU" w:eastAsia="en-AU"/>
               </w:rPr>
             </w:pPr>
+            <w:r>
+              <w:rPr>
+                <w:rFonts w:ascii="Microsoft YaHei" w:eastAsia="Microsoft YaHei" w:hAnsi="Microsoft YaHei" w:cs="Arial"/>
+                <w:sz w:val="18"/>
+                <w:szCs w:val="18"/>
+                <w:lang w:eastAsia="en-AU"/>
+              </w:rPr>
+              <w:t>Passed</w:t>
+            </w:r>
           </w:p>
         </w:tc>
       </w:tr>
@@ -28361,6 +29890,153 @@
                 <w:lang w:val="en-AU" w:eastAsia="en-AU"/>
               </w:rPr>
             </w:pPr>
+            <w:r>
+              <w:rPr>
+                <w:rFonts w:ascii="Microsoft YaHei" w:eastAsia="Microsoft YaHei" w:hAnsi="Microsoft YaHei" w:cs="Arial"/>
+                <w:sz w:val="18"/>
+                <w:szCs w:val="18"/>
+                <w:lang w:val="ru-RU" w:eastAsia="en-AU"/>
+              </w:rPr>
+              <w:t xml:space="preserve">Сообщение об ошибке видно в </w:t>
+            </w:r>
+            <w:r>
+              <w:rPr>
+                <w:rFonts w:ascii="Microsoft YaHei" w:eastAsia="Microsoft YaHei" w:hAnsi="Microsoft YaHei" w:cs="Arial"/>
+                <w:sz w:val="18"/>
+                <w:szCs w:val="18"/>
+                <w:lang w:val="en-AU" w:eastAsia="en-AU"/>
+              </w:rPr>
+              <w:t>GUI</w:t>
+            </w:r>
+            <w:r>
+              <w:rPr>
+                <w:rFonts w:ascii="Microsoft YaHei" w:eastAsia="Microsoft YaHei" w:hAnsi="Microsoft YaHei" w:cs="Arial"/>
+                <w:sz w:val="18"/>
+                <w:szCs w:val="18"/>
+                <w:lang w:val="ru-RU" w:eastAsia="en-AU"/>
+              </w:rPr>
+              <w:t xml:space="preserve"> (</w:t>
+            </w:r>
+            <w:r>
+              <w:rPr>
+                <w:rFonts w:ascii="Microsoft YaHei" w:eastAsia="Microsoft YaHei" w:hAnsi="Microsoft YaHei" w:cs="Arial"/>
+                <w:sz w:val="18"/>
+                <w:szCs w:val="18"/>
+                <w:lang w:val="en-AU" w:eastAsia="en-AU"/>
+              </w:rPr>
+              <w:t>Label</w:t>
+            </w:r>
+            <w:r>
+              <w:rPr>
+                <w:rFonts w:ascii="Microsoft YaHei" w:eastAsia="Microsoft YaHei" w:hAnsi="Microsoft YaHei" w:cs="Arial"/>
+                <w:sz w:val="18"/>
+                <w:szCs w:val="18"/>
+                <w:lang w:val="ru-RU" w:eastAsia="en-AU"/>
+              </w:rPr>
+              <w:t xml:space="preserve">, </w:t>
+            </w:r>
+            <w:proofErr w:type="spellStart"/>
+            <w:r>
+              <w:rPr>
+                <w:rFonts w:ascii="Microsoft YaHei" w:eastAsia="Microsoft YaHei" w:hAnsi="Microsoft YaHei" w:cs="Arial"/>
+                <w:sz w:val="18"/>
+                <w:szCs w:val="18"/>
+                <w:lang w:val="en-AU" w:eastAsia="en-AU"/>
+              </w:rPr>
+              <w:t>MessageBox</w:t>
+            </w:r>
+            <w:proofErr w:type="spellEnd"/>
+            <w:r>
+              <w:rPr>
+                <w:rFonts w:ascii="Microsoft YaHei" w:eastAsia="Microsoft YaHei" w:hAnsi="Microsoft YaHei" w:cs="Arial"/>
+                <w:sz w:val="18"/>
+                <w:szCs w:val="18"/>
+                <w:lang w:val="ru-RU" w:eastAsia="en-AU"/>
+              </w:rPr>
+              <w:t xml:space="preserve"> или подсветка поля). </w:t>
+            </w:r>
+            <w:r>
+              <w:rPr>
+                <w:rFonts w:ascii="Microsoft YaHei" w:eastAsia="Microsoft YaHei" w:hAnsi="Microsoft YaHei" w:cs="Arial"/>
+                <w:sz w:val="18"/>
+                <w:szCs w:val="18"/>
+                <w:lang w:val="en-AU" w:eastAsia="en-AU"/>
+              </w:rPr>
+              <w:t xml:space="preserve">В </w:t>
+            </w:r>
+            <w:proofErr w:type="spellStart"/>
+            <w:r>
+              <w:rPr>
+                <w:rFonts w:ascii="Microsoft YaHei" w:eastAsia="Microsoft YaHei" w:hAnsi="Microsoft YaHei" w:cs="Arial"/>
+                <w:sz w:val="18"/>
+                <w:szCs w:val="18"/>
+                <w:lang w:val="en-AU" w:eastAsia="en-AU"/>
+              </w:rPr>
+              <w:t>консоли</w:t>
+            </w:r>
+            <w:proofErr w:type="spellEnd"/>
+            <w:r>
+              <w:rPr>
+                <w:rFonts w:ascii="Microsoft YaHei" w:eastAsia="Microsoft YaHei" w:hAnsi="Microsoft YaHei" w:cs="Arial"/>
+                <w:sz w:val="18"/>
+                <w:szCs w:val="18"/>
+                <w:lang w:val="en-AU" w:eastAsia="en-AU"/>
+              </w:rPr>
+              <w:t xml:space="preserve"> </w:t>
+            </w:r>
+            <w:proofErr w:type="spellStart"/>
+            <w:r>
+              <w:rPr>
+                <w:rFonts w:ascii="Microsoft YaHei" w:eastAsia="Microsoft YaHei" w:hAnsi="Microsoft YaHei" w:cs="Arial"/>
+                <w:sz w:val="18"/>
+                <w:szCs w:val="18"/>
+                <w:lang w:val="en-AU" w:eastAsia="en-AU"/>
+              </w:rPr>
+              <w:t>ошибки</w:t>
+            </w:r>
+            <w:proofErr w:type="spellEnd"/>
+            <w:r>
+              <w:rPr>
+                <w:rFonts w:ascii="Microsoft YaHei" w:eastAsia="Microsoft YaHei" w:hAnsi="Microsoft YaHei" w:cs="Arial"/>
+                <w:sz w:val="18"/>
+                <w:szCs w:val="18"/>
+                <w:lang w:val="en-AU" w:eastAsia="en-AU"/>
+              </w:rPr>
+              <w:t xml:space="preserve"> </w:t>
+            </w:r>
+            <w:proofErr w:type="spellStart"/>
+            <w:r>
+              <w:rPr>
+                <w:rFonts w:ascii="Microsoft YaHei" w:eastAsia="Microsoft YaHei" w:hAnsi="Microsoft YaHei" w:cs="Arial"/>
+                <w:sz w:val="18"/>
+                <w:szCs w:val="18"/>
+                <w:lang w:val="en-AU" w:eastAsia="en-AU"/>
+              </w:rPr>
+              <w:t>нет</w:t>
+            </w:r>
+            <w:proofErr w:type="spellEnd"/>
+            <w:r>
+              <w:rPr>
+                <w:rFonts w:ascii="Microsoft YaHei" w:eastAsia="Microsoft YaHei" w:hAnsi="Microsoft YaHei" w:cs="Arial"/>
+                <w:sz w:val="18"/>
+                <w:szCs w:val="18"/>
+                <w:lang w:val="en-AU" w:eastAsia="en-AU"/>
+              </w:rPr>
+              <w:t>.</w:t>
+            </w:r>
+            <w:r>
+              <w:rPr>
+                <w:rFonts w:ascii="Microsoft YaHei" w:eastAsia="Microsoft YaHei" w:hAnsi="Microsoft YaHei" w:cs="Arial"/>
+                <w:sz w:val="18"/>
+                <w:szCs w:val="18"/>
+                <w:lang w:val="en-AU" w:eastAsia="en-AU"/>
+              </w:rPr>
+              <w:pict w14:anchorId="0568D48E">
+                <v:shape id="_x0000_i1032" type="#_x0000_t75" style="width:344.95pt;height:209pt">
+                  <v:imagedata r:id="rId28" o:title=""/>
+                </v:shape>
+              </w:pict>
+            </w:r>
           </w:p>
         </w:tc>
       </w:tr>
@@ -28432,6 +30108,15 @@
                 <w:lang w:val="en-AU" w:eastAsia="en-AU"/>
               </w:rPr>
             </w:pPr>
+            <w:r>
+              <w:rPr>
+                <w:rFonts w:ascii="Microsoft YaHei" w:eastAsia="Microsoft YaHei" w:hAnsi="Microsoft YaHei" w:cs="Arial"/>
+                <w:sz w:val="18"/>
+                <w:szCs w:val="18"/>
+                <w:lang w:eastAsia="en-AU"/>
+              </w:rPr>
+              <w:t>Passed</w:t>
+            </w:r>
           </w:p>
         </w:tc>
       </w:tr>
@@ -29563,9 +31248,31 @@
                 <w:rFonts w:ascii="Microsoft YaHei" w:eastAsia="Microsoft YaHei" w:hAnsi="Microsoft YaHei" w:cs="Arial"/>
                 <w:sz w:val="18"/>
                 <w:szCs w:val="18"/>
-                <w:lang w:val="en-AU" w:eastAsia="en-AU"/>
-              </w:rPr>
-            </w:pPr>
+                <w:lang w:val="ru-RU" w:eastAsia="en-AU"/>
+              </w:rPr>
+            </w:pPr>
+            <w:r>
+              <w:rPr>
+                <w:rFonts w:ascii="Microsoft YaHei" w:eastAsia="Microsoft YaHei" w:hAnsi="Microsoft YaHei" w:cs="Arial"/>
+                <w:sz w:val="18"/>
+                <w:szCs w:val="18"/>
+                <w:lang w:val="ru-RU" w:eastAsia="en-AU"/>
+              </w:rPr>
+              <w:t>Поле результата не допускает ввода с клавиатуры. При попытке ввода символы не появляются. Выделение и копирование доступны.</w:t>
+            </w:r>
+            <w:r>
+              <w:rPr>
+                <w:rFonts w:ascii="Microsoft YaHei" w:eastAsia="Microsoft YaHei" w:hAnsi="Microsoft YaHei" w:cs="Arial"/>
+                <w:sz w:val="18"/>
+                <w:szCs w:val="18"/>
+                <w:lang w:val="ru-RU" w:eastAsia="en-AU"/>
+              </w:rPr>
+              <w:pict w14:anchorId="5639E345">
+                <v:shape id="_x0000_i1031" type="#_x0000_t75" style="width:345.5pt;height:256.3pt">
+                  <v:imagedata r:id="rId29" o:title=""/>
+                </v:shape>
+              </w:pict>
+            </w:r>
           </w:p>
         </w:tc>
       </w:tr>
@@ -29637,6 +31344,15 @@
                 <w:lang w:val="en-AU" w:eastAsia="en-AU"/>
               </w:rPr>
             </w:pPr>
+            <w:r>
+              <w:rPr>
+                <w:rFonts w:ascii="Microsoft YaHei" w:eastAsia="Microsoft YaHei" w:hAnsi="Microsoft YaHei" w:cs="Arial"/>
+                <w:sz w:val="18"/>
+                <w:szCs w:val="18"/>
+                <w:lang w:eastAsia="en-AU"/>
+              </w:rPr>
+              <w:t>Passed</w:t>
+            </w:r>
           </w:p>
         </w:tc>
       </w:tr>
@@ -30424,7 +32140,6 @@
   <w:style w:type="character" w:default="1" w:styleId="a0">
     <w:name w:val="Default Paragraph Font"/>
     <w:uiPriority w:val="1"/>
-    <w:semiHidden/>
     <w:unhideWhenUsed/>
   </w:style>
   <w:style w:type="table" w:default="1" w:styleId="a1">
@@ -30810,4 +32525,16 @@
   <a:objectDefaults/>
   <a:extraClrSchemeLst/>
 </a:theme>
+</file>
+
+<file path=customXml/item1.xml><?xml version="1.0" encoding="utf-8"?>
+<b:Sources xmlns:b="http://schemas.openxmlformats.org/officeDocument/2006/bibliography" xmlns="http://schemas.openxmlformats.org/officeDocument/2006/bibliography" SelectedStyle="\APASixthEditionOfficeOnline.xsl" StyleName="APA" Version="6"/>
+</file>
+
+<file path=customXml/itemProps1.xml><?xml version="1.0" encoding="utf-8"?>
+<ds:datastoreItem xmlns:ds="http://schemas.openxmlformats.org/officeDocument/2006/customXml" ds:itemID="{F345F7FE-F79C-409C-B069-75505CF144C1}">
+  <ds:schemaRefs>
+    <ds:schemaRef ds:uri="http://schemas.openxmlformats.org/officeDocument/2006/bibliography"/>
+  </ds:schemaRefs>
+</ds:datastoreItem>
 </file>